--- a/data/revised_2026-10_full/tracked/v2/Physics/SS3.3_Introduction_to_Electronics/Physics_Introduction_to_Electronics_CBE_LessonSequence_TRACKED.docx
+++ b/data/revised_2026-10_full/tracked/v2/Physics/SS3.3_Introduction_to_Electronics/Physics_Introduction_to_Electronics_CBE_LessonSequence_TRACKED.docx
@@ -427,10 +427,10 @@
               <w:spacing w:after="40" w:before="0"/>
               <w:jc w:val="left"/>
               <w:rPr>
-                <w:ins w:id="9002" w:author="Claude (AI) - proposed" w:date="2026-10-15T08:04:46Z"/>
-              </w:rPr>
-            </w:pPr>
-            <w:ins w:id="9001" w:author="Claude (AI) - proposed" w:date="2026-10-15T08:04:46Z">
+                <w:ins w:id="9002" w:author="Claude (AI) - proposed" w:date="2026-10-18T00:32:31Z"/>
+              </w:rPr>
+            </w:pPr>
+            <w:ins w:id="9001" w:author="Claude (AI) - proposed" w:date="2026-10-18T00:32:31Z">
               <w:r>
                 <w:rPr>
                   <w:rFonts w:ascii="Arial" w:cs="Arial" w:eastAsia="Arial" w:hAnsi="Arial"/>
@@ -452,10 +452,10 @@
               <w:spacing w:after="40" w:before="0"/>
               <w:jc w:val="left"/>
               <w:rPr>
-                <w:del w:id="9004" w:author="Claude (AI) - proposed" w:date="2026-10-15T08:04:46Z"/>
-              </w:rPr>
-            </w:pPr>
-            <w:del w:id="9003" w:author="Claude (AI) - proposed" w:date="2026-10-15T08:04:46Z">
+                <w:del w:id="9004" w:author="Claude (AI) - proposed" w:date="2026-10-18T00:32:31Z"/>
+              </w:rPr>
+            </w:pPr>
+            <w:del w:id="9003" w:author="Claude (AI) - proposed" w:date="2026-10-18T00:32:31Z">
               <w:r>
                 <w:rPr>
                   <w:rFonts w:ascii="Arial" w:cs="Arial" w:eastAsia="Arial" w:hAnsi="Arial"/>
@@ -525,10 +525,10 @@
               <w:ind w:left="360" w:hanging="180"/>
               <w:jc w:val="left"/>
               <w:rPr>
-                <w:ins w:id="9006" w:author="Claude (AI) - proposed" w:date="2026-10-15T08:04:46Z"/>
-              </w:rPr>
-            </w:pPr>
-            <w:ins w:id="9005" w:author="Claude (AI) - proposed" w:date="2026-10-15T08:04:46Z">
+                <w:ins w:id="9006" w:author="Claude (AI) - proposed" w:date="2026-10-18T00:32:31Z"/>
+              </w:rPr>
+            </w:pPr>
+            <w:ins w:id="9005" w:author="Claude (AI) - proposed" w:date="2026-10-18T00:32:31Z">
               <w:r>
                 <w:rPr>
                   <w:rFonts w:ascii="Arial" w:cs="Arial" w:eastAsia="Arial" w:hAnsi="Arial"/>
@@ -550,10 +550,10 @@
               <w:ind w:left="360" w:hanging="180"/>
               <w:jc w:val="left"/>
               <w:rPr>
-                <w:del w:id="9008" w:author="Claude (AI) - proposed" w:date="2026-10-15T08:04:46Z"/>
-              </w:rPr>
-            </w:pPr>
-            <w:del w:id="9007" w:author="Claude (AI) - proposed" w:date="2026-10-15T08:04:46Z">
+                <w:del w:id="9008" w:author="Claude (AI) - proposed" w:date="2026-10-18T00:32:31Z"/>
+              </w:rPr>
+            </w:pPr>
+            <w:del w:id="9007" w:author="Claude (AI) - proposed" w:date="2026-10-18T00:32:31Z">
               <w:r>
                 <w:rPr>
                   <w:rFonts w:ascii="Arial" w:cs="Arial" w:eastAsia="Arial" w:hAnsi="Arial"/>
@@ -588,7 +588,7 @@
               </w:rPr>
               <w:t xml:space="preserve">–  </w:t>
             </w:r>
-            <w:del w:id="9009" w:author="Claude (AI) - proposed" w:date="2026-10-15T08:04:46Z">
+            <w:del w:id="9009" w:author="Claude (AI) - proposed" w:date="2026-10-18T00:32:31Z">
               <w:r>
                 <w:rPr>
                   <w:rFonts w:ascii="Arial" w:cs="Arial" w:eastAsia="Arial" w:hAnsi="Arial"/>
@@ -603,7 +603,7 @@
                 <w:delText xml:space="preserve">Intrinsic semiconductors</w:delText>
               </w:r>
             </w:del>
-            <w:ins w:id="9010" w:author="Claude (AI) - proposed" w:date="2026-10-15T08:04:46Z">
+            <w:ins w:id="9010" w:author="Claude (AI) - proposed" w:date="2026-10-18T00:32:31Z">
               <w:r>
                 <w:rPr>
                   <w:rFonts w:ascii="Arial" w:cs="Arial" w:eastAsia="Arial" w:hAnsi="Arial"/>
@@ -625,10 +625,10 @@
               <w:ind w:left="360" w:hanging="180"/>
               <w:jc w:val="left"/>
               <w:rPr>
-                <w:ins w:id="9012" w:author="Claude (AI) - proposed" w:date="2026-10-15T08:04:46Z"/>
-              </w:rPr>
-            </w:pPr>
-            <w:ins w:id="9011" w:author="Claude (AI) - proposed" w:date="2026-10-15T08:04:46Z">
+                <w:ins w:id="9012" w:author="Claude (AI) - proposed" w:date="2026-10-18T00:32:31Z"/>
+              </w:rPr>
+            </w:pPr>
+            <w:ins w:id="9011" w:author="Claude (AI) - proposed" w:date="2026-10-18T00:32:31Z">
               <w:r>
                 <w:rPr>
                   <w:rFonts w:ascii="Arial" w:cs="Arial" w:eastAsia="Arial" w:hAnsi="Arial"/>
@@ -650,10 +650,10 @@
               <w:ind w:left="360" w:hanging="180"/>
               <w:jc w:val="left"/>
               <w:rPr>
-                <w:ins w:id="9014" w:author="Claude (AI) - proposed" w:date="2026-10-15T08:04:46Z"/>
-              </w:rPr>
-            </w:pPr>
-            <w:ins w:id="9013" w:author="Claude (AI) - proposed" w:date="2026-10-15T08:04:46Z">
+                <w:ins w:id="9014" w:author="Claude (AI) - proposed" w:date="2026-10-18T00:32:31Z"/>
+              </w:rPr>
+            </w:pPr>
+            <w:ins w:id="9013" w:author="Claude (AI) - proposed" w:date="2026-10-18T00:32:31Z">
               <w:r>
                 <w:rPr>
                   <w:rFonts w:ascii="Arial" w:cs="Arial" w:eastAsia="Arial" w:hAnsi="Arial"/>
@@ -675,7 +675,7 @@
               <w:ind w:left="360" w:hanging="180"/>
               <w:jc w:val="left"/>
             </w:pPr>
-            <w:del w:id="9015" w:author="Claude (AI) - proposed" w:date="2026-10-15T08:04:46Z">
+            <w:del w:id="9015" w:author="Claude (AI) - proposed" w:date="2026-10-18T00:32:31Z">
               <w:r>
                 <w:rPr>
                   <w:rFonts w:ascii="Arial" w:cs="Arial" w:eastAsia="Arial" w:hAnsi="Arial"/>
@@ -690,7 +690,7 @@
                 <w:delText xml:space="preserve">–  Extrinsic semiconductors (n-type and p-type) and doping</w:delText>
               </w:r>
             </w:del>
-            <w:ins w:id="9016" w:author="Claude (AI) - proposed" w:date="2026-10-15T08:04:46Z">
+            <w:ins w:id="9016" w:author="Claude (AI) - proposed" w:date="2026-10-18T00:32:31Z">
               <w:r>
                 <w:rPr>
                   <w:rFonts w:ascii="Arial" w:cs="Arial" w:eastAsia="Arial" w:hAnsi="Arial"/>
@@ -712,10 +712,10 @@
               <w:ind w:left="360" w:hanging="180"/>
               <w:jc w:val="left"/>
               <w:rPr>
-                <w:ins w:id="9018" w:author="Claude (AI) - proposed" w:date="2026-10-15T08:04:46Z"/>
-              </w:rPr>
-            </w:pPr>
-            <w:ins w:id="9017" w:author="Claude (AI) - proposed" w:date="2026-10-15T08:04:46Z">
+                <w:ins w:id="9018" w:author="Claude (AI) - proposed" w:date="2026-10-18T00:32:31Z"/>
+              </w:rPr>
+            </w:pPr>
+            <w:ins w:id="9017" w:author="Claude (AI) - proposed" w:date="2026-10-18T00:32:31Z">
               <w:r>
                 <w:rPr>
                   <w:rFonts w:ascii="Arial" w:cs="Arial" w:eastAsia="Arial" w:hAnsi="Arial"/>
@@ -737,10 +737,10 @@
               <w:ind w:left="360" w:hanging="180"/>
               <w:jc w:val="left"/>
               <w:rPr>
-                <w:del w:id="9020" w:author="Claude (AI) - proposed" w:date="2026-10-15T08:04:46Z"/>
-              </w:rPr>
-            </w:pPr>
-            <w:del w:id="9019" w:author="Claude (AI) - proposed" w:date="2026-10-15T08:04:46Z">
+                <w:del w:id="9020" w:author="Claude (AI) - proposed" w:date="2026-10-18T00:32:31Z"/>
+              </w:rPr>
+            </w:pPr>
+            <w:del w:id="9019" w:author="Claude (AI) - proposed" w:date="2026-10-18T00:32:31Z">
               <w:r>
                 <w:rPr>
                   <w:rFonts w:ascii="Arial" w:cs="Arial" w:eastAsia="Arial" w:hAnsi="Arial"/>
@@ -762,10 +762,10 @@
               <w:ind w:left="360" w:hanging="180"/>
               <w:jc w:val="left"/>
               <w:rPr>
-                <w:del w:id="9022" w:author="Claude (AI) - proposed" w:date="2026-10-15T08:04:46Z"/>
-              </w:rPr>
-            </w:pPr>
-            <w:del w:id="9021" w:author="Claude (AI) - proposed" w:date="2026-10-15T08:04:46Z">
+                <w:del w:id="9022" w:author="Claude (AI) - proposed" w:date="2026-10-18T00:32:31Z"/>
+              </w:rPr>
+            </w:pPr>
+            <w:del w:id="9021" w:author="Claude (AI) - proposed" w:date="2026-10-18T00:32:31Z">
               <w:r>
                 <w:rPr>
                   <w:rFonts w:ascii="Arial" w:cs="Arial" w:eastAsia="Arial" w:hAnsi="Arial"/>
@@ -787,10 +787,10 @@
               <w:ind w:left="360" w:hanging="180"/>
               <w:jc w:val="left"/>
               <w:rPr>
-                <w:del w:id="9024" w:author="Claude (AI) - proposed" w:date="2026-10-15T08:04:46Z"/>
-              </w:rPr>
-            </w:pPr>
-            <w:del w:id="9023" w:author="Claude (AI) - proposed" w:date="2026-10-15T08:04:46Z">
+                <w:del w:id="9024" w:author="Claude (AI) - proposed" w:date="2026-10-18T00:32:31Z"/>
+              </w:rPr>
+            </w:pPr>
+            <w:del w:id="9023" w:author="Claude (AI) - proposed" w:date="2026-10-18T00:32:31Z">
               <w:r>
                 <w:rPr>
                   <w:rFonts w:ascii="Arial" w:cs="Arial" w:eastAsia="Arial" w:hAnsi="Arial"/>
@@ -873,7 +873,7 @@
               </w:rPr>
               <w:t xml:space="preserve">By the end of the sub</w:t>
             </w:r>
-            <w:del w:id="9025" w:author="Claude (AI) - proposed" w:date="2026-10-15T08:04:46Z">
+            <w:del w:id="9025" w:author="Claude (AI) - proposed" w:date="2026-10-18T00:32:31Z">
               <w:r>
                 <w:rPr>
                   <w:rFonts w:ascii="Arial" w:cs="Arial" w:eastAsia="Arial" w:hAnsi="Arial"/>
@@ -888,7 +888,7 @@
                 <w:delText xml:space="preserve">-</w:delText>
               </w:r>
             </w:del>
-            <w:ins w:id="9026" w:author="Claude (AI) - proposed" w:date="2026-10-15T08:04:46Z">
+            <w:ins w:id="9026" w:author="Claude (AI) - proposed" w:date="2026-10-18T00:32:31Z">
               <w:r>
                 <w:rPr>
                   <w:rFonts w:ascii="Arial" w:cs="Arial" w:eastAsia="Arial" w:hAnsi="Arial"/>
@@ -923,10 +923,10 @@
               <w:spacing w:after="40" w:before="0"/>
               <w:jc w:val="left"/>
               <w:rPr>
-                <w:del w:id="9028" w:author="Claude (AI) - proposed" w:date="2026-10-15T08:04:46Z"/>
-              </w:rPr>
-            </w:pPr>
-            <w:del w:id="9027" w:author="Claude (AI) - proposed" w:date="2026-10-15T08:04:46Z">
+                <w:del w:id="9028" w:author="Claude (AI) - proposed" w:date="2026-10-18T00:32:31Z"/>
+              </w:rPr>
+            </w:pPr>
+            <w:del w:id="9027" w:author="Claude (AI) - proposed" w:date="2026-10-18T00:32:31Z">
               <w:r>
                 <w:rPr>
                   <w:rFonts w:ascii="Arial" w:cs="Arial" w:eastAsia="Arial" w:hAnsi="Arial"/>
@@ -948,10 +948,10 @@
               <w:spacing w:after="40" w:before="0"/>
               <w:jc w:val="left"/>
               <w:rPr>
-                <w:del w:id="9030" w:author="Claude (AI) - proposed" w:date="2026-10-15T08:04:46Z"/>
-              </w:rPr>
-            </w:pPr>
-            <w:del w:id="9029" w:author="Claude (AI) - proposed" w:date="2026-10-15T08:04:46Z">
+                <w:del w:id="9030" w:author="Claude (AI) - proposed" w:date="2026-10-18T00:32:31Z"/>
+              </w:rPr>
+            </w:pPr>
+            <w:del w:id="9029" w:author="Claude (AI) - proposed" w:date="2026-10-18T00:32:31Z">
               <w:r>
                 <w:rPr>
                   <w:rFonts w:ascii="Arial" w:cs="Arial" w:eastAsia="Arial" w:hAnsi="Arial"/>
@@ -973,7 +973,7 @@
               <w:spacing w:after="40" w:before="0"/>
               <w:jc w:val="left"/>
             </w:pPr>
-            <w:del w:id="9031" w:author="Claude (AI) - proposed" w:date="2026-10-15T08:04:46Z">
+            <w:del w:id="9031" w:author="Claude (AI) - proposed" w:date="2026-10-18T00:32:31Z">
               <w:r>
                 <w:rPr>
                   <w:rFonts w:ascii="Arial" w:cs="Arial" w:eastAsia="Arial" w:hAnsi="Arial"/>
@@ -988,7 +988,7 @@
                 <w:delText xml:space="preserve">c) explain how doping and temperature change the conductivity of semiconductors,</w:delText>
               </w:r>
             </w:del>
-            <w:ins w:id="9032" w:author="Claude (AI) - proposed" w:date="2026-10-15T08:04:46Z">
+            <w:ins w:id="9032" w:author="Claude (AI) - proposed" w:date="2026-10-18T00:32:31Z">
               <w:r>
                 <w:rPr>
                   <w:rFonts w:ascii="Arial" w:cs="Arial" w:eastAsia="Arial" w:hAnsi="Arial"/>
@@ -1010,10 +1010,10 @@
               <w:spacing w:after="40" w:before="0"/>
               <w:jc w:val="left"/>
               <w:rPr>
-                <w:ins w:id="9034" w:author="Claude (AI) - proposed" w:date="2026-10-15T08:04:46Z"/>
-              </w:rPr>
-            </w:pPr>
-            <w:ins w:id="9033" w:author="Claude (AI) - proposed" w:date="2026-10-15T08:04:46Z">
+                <w:ins w:id="9034" w:author="Claude (AI) - proposed" w:date="2026-10-18T00:32:31Z"/>
+              </w:rPr>
+            </w:pPr>
+            <w:ins w:id="9033" w:author="Claude (AI) - proposed" w:date="2026-10-18T00:32:31Z">
               <w:r>
                 <w:rPr>
                   <w:rFonts w:ascii="Arial" w:cs="Arial" w:eastAsia="Arial" w:hAnsi="Arial"/>
@@ -1035,10 +1035,10 @@
               <w:spacing w:after="40" w:before="0"/>
               <w:jc w:val="left"/>
               <w:rPr>
-                <w:ins w:id="9036" w:author="Claude (AI) - proposed" w:date="2026-10-15T08:04:46Z"/>
-              </w:rPr>
-            </w:pPr>
-            <w:ins w:id="9035" w:author="Claude (AI) - proposed" w:date="2026-10-15T08:04:46Z">
+                <w:ins w:id="9036" w:author="Claude (AI) - proposed" w:date="2026-10-18T00:32:31Z"/>
+              </w:rPr>
+            </w:pPr>
+            <w:ins w:id="9035" w:author="Claude (AI) - proposed" w:date="2026-10-18T00:32:31Z">
               <w:r>
                 <w:rPr>
                   <w:rFonts w:ascii="Arial" w:cs="Arial" w:eastAsia="Arial" w:hAnsi="Arial"/>
@@ -1060,10 +1060,10 @@
               <w:spacing w:after="40" w:before="0"/>
               <w:jc w:val="left"/>
               <w:rPr>
-                <w:ins w:id="9038" w:author="Claude (AI) - proposed" w:date="2026-10-15T08:04:46Z"/>
-              </w:rPr>
-            </w:pPr>
-            <w:ins w:id="9037" w:author="Claude (AI) - proposed" w:date="2026-10-15T08:04:46Z">
+                <w:ins w:id="9038" w:author="Claude (AI) - proposed" w:date="2026-10-18T00:32:31Z"/>
+              </w:rPr>
+            </w:pPr>
+            <w:ins w:id="9037" w:author="Claude (AI) - proposed" w:date="2026-10-18T00:32:31Z">
               <w:r>
                 <w:rPr>
                   <w:rFonts w:ascii="Arial" w:cs="Arial" w:eastAsia="Arial" w:hAnsi="Arial"/>
@@ -1085,7 +1085,7 @@
               <w:spacing w:after="40" w:before="0"/>
               <w:jc w:val="left"/>
             </w:pPr>
-            <w:del w:id="9039" w:author="Claude (AI) - proposed" w:date="2026-10-15T08:04:46Z">
+            <w:del w:id="9039" w:author="Claude (AI) - proposed" w:date="2026-10-18T00:32:31Z">
               <w:r>
                 <w:rPr>
                   <w:rFonts w:ascii="Arial" w:cs="Arial" w:eastAsia="Arial" w:hAnsi="Arial"/>
@@ -1100,7 +1100,7 @@
                 <w:delText xml:space="preserve">d</w:delText>
               </w:r>
             </w:del>
-            <w:ins w:id="9040" w:author="Claude (AI) - proposed" w:date="2026-10-15T08:04:46Z">
+            <w:ins w:id="9040" w:author="Claude (AI) - proposed" w:date="2026-10-18T00:32:31Z">
               <w:r>
                 <w:rPr>
                   <w:rFonts w:ascii="Arial" w:cs="Arial" w:eastAsia="Arial" w:hAnsi="Arial"/>
@@ -1128,7 +1128,7 @@
               </w:rPr>
               <w:t xml:space="preserve">) explain the </w:t>
             </w:r>
-            <w:del w:id="9041" w:author="Claude (AI) - proposed" w:date="2026-10-15T08:04:46Z">
+            <w:del w:id="9041" w:author="Claude (AI) - proposed" w:date="2026-10-18T00:32:31Z">
               <w:r>
                 <w:rPr>
                   <w:rFonts w:ascii="Arial" w:cs="Arial" w:eastAsia="Arial" w:hAnsi="Arial"/>
@@ -1143,7 +1143,7 @@
                 <w:delText xml:space="preserve">special properties and uses of superconductors</w:delText>
               </w:r>
             </w:del>
-            <w:ins w:id="9042" w:author="Claude (AI) - proposed" w:date="2026-10-15T08:04:46Z">
+            <w:ins w:id="9042" w:author="Claude (AI) - proposed" w:date="2026-10-18T00:32:31Z">
               <w:r>
                 <w:rPr>
                   <w:rFonts w:ascii="Arial" w:cs="Arial" w:eastAsia="Arial" w:hAnsi="Arial"/>
@@ -1178,10 +1178,10 @@
               <w:spacing w:after="40" w:before="0"/>
               <w:jc w:val="left"/>
               <w:rPr>
-                <w:ins w:id="9044" w:author="Claude (AI) - proposed" w:date="2026-10-15T08:04:46Z"/>
-              </w:rPr>
-            </w:pPr>
-            <w:ins w:id="9043" w:author="Claude (AI) - proposed" w:date="2026-10-15T08:04:46Z">
+                <w:ins w:id="9044" w:author="Claude (AI) - proposed" w:date="2026-10-18T00:32:31Z"/>
+              </w:rPr>
+            </w:pPr>
+            <w:ins w:id="9043" w:author="Claude (AI) - proposed" w:date="2026-10-18T00:32:31Z">
               <w:r>
                 <w:rPr>
                   <w:rFonts w:ascii="Arial" w:cs="Arial" w:eastAsia="Arial" w:hAnsi="Arial"/>
@@ -1203,10 +1203,10 @@
               <w:spacing w:after="40" w:before="0"/>
               <w:jc w:val="left"/>
               <w:rPr>
-                <w:ins w:id="9046" w:author="Claude (AI) - proposed" w:date="2026-10-15T08:04:46Z"/>
-              </w:rPr>
-            </w:pPr>
-            <w:ins w:id="9045" w:author="Claude (AI) - proposed" w:date="2026-10-15T08:04:46Z">
+                <w:ins w:id="9046" w:author="Claude (AI) - proposed" w:date="2026-10-18T00:32:31Z"/>
+              </w:rPr>
+            </w:pPr>
+            <w:ins w:id="9045" w:author="Claude (AI) - proposed" w:date="2026-10-18T00:32:31Z">
               <w:r>
                 <w:rPr>
                   <w:rFonts w:ascii="Arial" w:cs="Arial" w:eastAsia="Arial" w:hAnsi="Arial"/>
@@ -1228,10 +1228,10 @@
               <w:spacing w:after="40" w:before="0"/>
               <w:jc w:val="left"/>
               <w:rPr>
-                <w:del w:id="9048" w:author="Claude (AI) - proposed" w:date="2026-10-15T08:04:46Z"/>
-              </w:rPr>
-            </w:pPr>
-            <w:del w:id="9047" w:author="Claude (AI) - proposed" w:date="2026-10-15T08:04:46Z">
+                <w:del w:id="9048" w:author="Claude (AI) - proposed" w:date="2026-10-18T00:32:31Z"/>
+              </w:rPr>
+            </w:pPr>
+            <w:del w:id="9047" w:author="Claude (AI) - proposed" w:date="2026-10-18T00:32:31Z">
               <w:r>
                 <w:rPr>
                   <w:rFonts w:ascii="Arial" w:cs="Arial" w:eastAsia="Arial" w:hAnsi="Arial"/>
@@ -1253,10 +1253,10 @@
               <w:spacing w:after="40" w:before="0"/>
               <w:jc w:val="left"/>
               <w:rPr>
-                <w:del w:id="9050" w:author="Claude (AI) - proposed" w:date="2026-10-15T08:04:46Z"/>
-              </w:rPr>
-            </w:pPr>
-            <w:del w:id="9049" w:author="Claude (AI) - proposed" w:date="2026-10-15T08:04:46Z">
+                <w:del w:id="9050" w:author="Claude (AI) - proposed" w:date="2026-10-18T00:32:31Z"/>
+              </w:rPr>
+            </w:pPr>
+            <w:del w:id="9049" w:author="Claude (AI) - proposed" w:date="2026-10-18T00:32:31Z">
               <w:r>
                 <w:rPr>
                   <w:rFonts w:ascii="Arial" w:cs="Arial" w:eastAsia="Arial" w:hAnsi="Arial"/>
@@ -1326,10 +1326,10 @@
               <w:ind w:left="360" w:hanging="180"/>
               <w:jc w:val="left"/>
               <w:rPr>
-                <w:ins w:id="9052" w:author="Claude (AI) - proposed" w:date="2026-10-15T08:04:46Z"/>
-              </w:rPr>
-            </w:pPr>
-            <w:ins w:id="9051" w:author="Claude (AI) - proposed" w:date="2026-10-15T08:04:46Z">
+                <w:ins w:id="9052" w:author="Claude (AI) - proposed" w:date="2026-10-18T00:32:31Z"/>
+              </w:rPr>
+            </w:pPr>
+            <w:ins w:id="9051" w:author="Claude (AI) - proposed" w:date="2026-10-18T00:32:31Z">
               <w:r>
                 <w:rPr>
                   <w:rFonts w:ascii="Arial" w:cs="Arial" w:eastAsia="Arial" w:hAnsi="Arial"/>
@@ -1351,10 +1351,10 @@
               <w:ind w:left="360" w:hanging="180"/>
               <w:jc w:val="left"/>
               <w:rPr>
-                <w:ins w:id="9054" w:author="Claude (AI) - proposed" w:date="2026-10-15T08:04:46Z"/>
-              </w:rPr>
-            </w:pPr>
-            <w:ins w:id="9053" w:author="Claude (AI) - proposed" w:date="2026-10-15T08:04:46Z">
+                <w:ins w:id="9054" w:author="Claude (AI) - proposed" w:date="2026-10-18T00:32:31Z"/>
+              </w:rPr>
+            </w:pPr>
+            <w:ins w:id="9053" w:author="Claude (AI) - proposed" w:date="2026-10-18T00:32:31Z">
               <w:r>
                 <w:rPr>
                   <w:rFonts w:ascii="Arial" w:cs="Arial" w:eastAsia="Arial" w:hAnsi="Arial"/>
@@ -1376,10 +1376,10 @@
               <w:ind w:left="360" w:hanging="180"/>
               <w:jc w:val="left"/>
               <w:rPr>
-                <w:del w:id="9056" w:author="Claude (AI) - proposed" w:date="2026-10-15T08:04:46Z"/>
-              </w:rPr>
-            </w:pPr>
-            <w:del w:id="9055" w:author="Claude (AI) - proposed" w:date="2026-10-15T08:04:46Z">
+                <w:del w:id="9056" w:author="Claude (AI) - proposed" w:date="2026-10-18T00:32:31Z"/>
+              </w:rPr>
+            </w:pPr>
+            <w:del w:id="9055" w:author="Claude (AI) - proposed" w:date="2026-10-18T00:32:31Z">
               <w:r>
                 <w:rPr>
                   <w:rFonts w:ascii="Arial" w:cs="Arial" w:eastAsia="Arial" w:hAnsi="Arial"/>
@@ -1401,10 +1401,10 @@
               <w:ind w:left="360" w:hanging="180"/>
               <w:jc w:val="left"/>
               <w:rPr>
-                <w:del w:id="9058" w:author="Claude (AI) - proposed" w:date="2026-10-15T08:04:46Z"/>
-              </w:rPr>
-            </w:pPr>
-            <w:del w:id="9057" w:author="Claude (AI) - proposed" w:date="2026-10-15T08:04:46Z">
+                <w:del w:id="9058" w:author="Claude (AI) - proposed" w:date="2026-10-18T00:32:31Z"/>
+              </w:rPr>
+            </w:pPr>
+            <w:del w:id="9057" w:author="Claude (AI) - proposed" w:date="2026-10-18T00:32:31Z">
               <w:r>
                 <w:rPr>
                   <w:rFonts w:ascii="Arial" w:cs="Arial" w:eastAsia="Arial" w:hAnsi="Arial"/>
@@ -1426,10 +1426,10 @@
               <w:ind w:left="360" w:hanging="180"/>
               <w:jc w:val="left"/>
               <w:rPr>
-                <w:del w:id="9060" w:author="Claude (AI) - proposed" w:date="2026-10-15T08:04:46Z"/>
-              </w:rPr>
-            </w:pPr>
-            <w:del w:id="9059" w:author="Claude (AI) - proposed" w:date="2026-10-15T08:04:46Z">
+                <w:del w:id="9060" w:author="Claude (AI) - proposed" w:date="2026-10-18T00:32:31Z"/>
+              </w:rPr>
+            </w:pPr>
+            <w:del w:id="9059" w:author="Claude (AI) - proposed" w:date="2026-10-18T00:32:31Z">
               <w:r>
                 <w:rPr>
                   <w:rFonts w:ascii="Arial" w:cs="Arial" w:eastAsia="Arial" w:hAnsi="Arial"/>
@@ -1451,10 +1451,10 @@
               <w:ind w:left="360" w:hanging="180"/>
               <w:jc w:val="left"/>
               <w:rPr>
-                <w:del w:id="9062" w:author="Claude (AI) - proposed" w:date="2026-10-15T08:04:46Z"/>
-              </w:rPr>
-            </w:pPr>
-            <w:del w:id="9061" w:author="Claude (AI) - proposed" w:date="2026-10-15T08:04:46Z">
+                <w:del w:id="9062" w:author="Claude (AI) - proposed" w:date="2026-10-18T00:32:31Z"/>
+              </w:rPr>
+            </w:pPr>
+            <w:del w:id="9061" w:author="Claude (AI) - proposed" w:date="2026-10-18T00:32:31Z">
               <w:r>
                 <w:rPr>
                   <w:rFonts w:ascii="Arial" w:cs="Arial" w:eastAsia="Arial" w:hAnsi="Arial"/>
@@ -1524,10 +1524,10 @@
               <w:ind w:left="360" w:hanging="180"/>
               <w:jc w:val="left"/>
               <w:rPr>
-                <w:ins w:id="9064" w:author="Claude (AI) - proposed" w:date="2026-10-15T08:04:46Z"/>
-              </w:rPr>
-            </w:pPr>
-            <w:ins w:id="9063" w:author="Claude (AI) - proposed" w:date="2026-10-15T08:04:46Z">
+                <w:ins w:id="9064" w:author="Claude (AI) - proposed" w:date="2026-10-18T00:32:31Z"/>
+              </w:rPr>
+            </w:pPr>
+            <w:ins w:id="9063" w:author="Claude (AI) - proposed" w:date="2026-10-18T00:32:31Z">
               <w:r>
                 <w:rPr>
                   <w:rFonts w:ascii="Arial" w:cs="Arial" w:eastAsia="Arial" w:hAnsi="Arial"/>
@@ -1549,10 +1549,10 @@
               <w:ind w:left="360" w:hanging="180"/>
               <w:jc w:val="left"/>
               <w:rPr>
-                <w:ins w:id="9066" w:author="Claude (AI) - proposed" w:date="2026-10-15T08:04:46Z"/>
-              </w:rPr>
-            </w:pPr>
-            <w:ins w:id="9065" w:author="Claude (AI) - proposed" w:date="2026-10-15T08:04:46Z">
+                <w:ins w:id="9066" w:author="Claude (AI) - proposed" w:date="2026-10-18T00:32:31Z"/>
+              </w:rPr>
+            </w:pPr>
+            <w:ins w:id="9065" w:author="Claude (AI) - proposed" w:date="2026-10-18T00:32:31Z">
               <w:r>
                 <w:rPr>
                   <w:rFonts w:ascii="Arial" w:cs="Arial" w:eastAsia="Arial" w:hAnsi="Arial"/>
@@ -1574,10 +1574,10 @@
               <w:ind w:left="360" w:hanging="180"/>
               <w:jc w:val="left"/>
               <w:rPr>
-                <w:del w:id="9068" w:author="Claude (AI) - proposed" w:date="2026-10-15T08:04:46Z"/>
-              </w:rPr>
-            </w:pPr>
-            <w:del w:id="9067" w:author="Claude (AI) - proposed" w:date="2026-10-15T08:04:46Z">
+                <w:del w:id="9068" w:author="Claude (AI) - proposed" w:date="2026-10-18T00:32:31Z"/>
+              </w:rPr>
+            </w:pPr>
+            <w:del w:id="9067" w:author="Claude (AI) - proposed" w:date="2026-10-18T00:32:31Z">
               <w:r>
                 <w:rPr>
                   <w:rFonts w:ascii="Arial" w:cs="Arial" w:eastAsia="Arial" w:hAnsi="Arial"/>
@@ -1599,10 +1599,10 @@
               <w:ind w:left="360" w:hanging="180"/>
               <w:jc w:val="left"/>
               <w:rPr>
-                <w:del w:id="9070" w:author="Claude (AI) - proposed" w:date="2026-10-15T08:04:46Z"/>
-              </w:rPr>
-            </w:pPr>
-            <w:del w:id="9069" w:author="Claude (AI) - proposed" w:date="2026-10-15T08:04:46Z">
+                <w:del w:id="9070" w:author="Claude (AI) - proposed" w:date="2026-10-18T00:32:31Z"/>
+              </w:rPr>
+            </w:pPr>
+            <w:del w:id="9069" w:author="Claude (AI) - proposed" w:date="2026-10-18T00:32:31Z">
               <w:r>
                 <w:rPr>
                   <w:rFonts w:ascii="Arial" w:cs="Arial" w:eastAsia="Arial" w:hAnsi="Arial"/>
@@ -1624,10 +1624,10 @@
               <w:ind w:left="360" w:hanging="180"/>
               <w:jc w:val="left"/>
               <w:rPr>
-                <w:del w:id="9072" w:author="Claude (AI) - proposed" w:date="2026-10-15T08:04:46Z"/>
-              </w:rPr>
-            </w:pPr>
-            <w:del w:id="9071" w:author="Claude (AI) - proposed" w:date="2026-10-15T08:04:46Z">
+                <w:del w:id="9072" w:author="Claude (AI) - proposed" w:date="2026-10-18T00:32:31Z"/>
+              </w:rPr>
+            </w:pPr>
+            <w:del w:id="9071" w:author="Claude (AI) - proposed" w:date="2026-10-18T00:32:31Z">
               <w:r>
                 <w:rPr>
                   <w:rFonts w:ascii="Arial" w:cs="Arial" w:eastAsia="Arial" w:hAnsi="Arial"/>
@@ -1865,10 +1865,10 @@
               <w:spacing w:after="40" w:before="0"/>
               <w:jc w:val="left"/>
               <w:rPr>
-                <w:ins w:id="9074" w:author="Claude (AI) - proposed" w:date="2026-10-15T08:04:46Z"/>
-              </w:rPr>
-            </w:pPr>
-            <w:ins w:id="9073" w:author="Claude (AI) - proposed" w:date="2026-10-15T08:04:46Z">
+                <w:ins w:id="9074" w:author="Claude (AI) - proposed" w:date="2026-10-18T00:32:31Z"/>
+              </w:rPr>
+            </w:pPr>
+            <w:ins w:id="9073" w:author="Claude (AI) - proposed" w:date="2026-10-18T00:32:31Z">
               <w:r>
                 <w:rPr>
                   <w:rFonts w:ascii="Arial" w:cs="Arial" w:eastAsia="Arial" w:hAnsi="Arial"/>
@@ -1890,10 +1890,10 @@
               <w:ind w:left="360" w:hanging="180"/>
               <w:jc w:val="left"/>
               <w:rPr>
-                <w:del w:id="9076" w:author="Claude (AI) - proposed" w:date="2026-10-15T08:04:46Z"/>
-              </w:rPr>
-            </w:pPr>
-            <w:del w:id="9075" w:author="Claude (AI) - proposed" w:date="2026-10-15T08:04:46Z">
+                <w:del w:id="9076" w:author="Claude (AI) - proposed" w:date="2026-10-18T00:32:31Z"/>
+              </w:rPr>
+            </w:pPr>
+            <w:del w:id="9075" w:author="Claude (AI) - proposed" w:date="2026-10-18T00:32:31Z">
               <w:r>
                 <w:rPr>
                   <w:rFonts w:ascii="Arial" w:cs="Arial" w:eastAsia="Arial" w:hAnsi="Arial"/>
@@ -1915,10 +1915,10 @@
               <w:ind w:left="360" w:hanging="180"/>
               <w:jc w:val="left"/>
               <w:rPr>
-                <w:del w:id="9078" w:author="Claude (AI) - proposed" w:date="2026-10-15T08:04:46Z"/>
-              </w:rPr>
-            </w:pPr>
-            <w:del w:id="9077" w:author="Claude (AI) - proposed" w:date="2026-10-15T08:04:46Z">
+                <w:del w:id="9078" w:author="Claude (AI) - proposed" w:date="2026-10-18T00:32:31Z"/>
+              </w:rPr>
+            </w:pPr>
+            <w:del w:id="9077" w:author="Claude (AI) - proposed" w:date="2026-10-18T00:32:31Z">
               <w:r>
                 <w:rPr>
                   <w:rFonts w:ascii="Arial" w:cs="Arial" w:eastAsia="Arial" w:hAnsi="Arial"/>
@@ -1940,10 +1940,10 @@
               <w:ind w:left="360" w:hanging="180"/>
               <w:jc w:val="left"/>
               <w:rPr>
-                <w:del w:id="9080" w:author="Claude (AI) - proposed" w:date="2026-10-15T08:04:46Z"/>
-              </w:rPr>
-            </w:pPr>
-            <w:del w:id="9079" w:author="Claude (AI) - proposed" w:date="2026-10-15T08:04:46Z">
+                <w:del w:id="9080" w:author="Claude (AI) - proposed" w:date="2026-10-18T00:32:31Z"/>
+              </w:rPr>
+            </w:pPr>
+            <w:del w:id="9079" w:author="Claude (AI) - proposed" w:date="2026-10-18T00:32:31Z">
               <w:r>
                 <w:rPr>
                   <w:rFonts w:ascii="Arial" w:cs="Arial" w:eastAsia="Arial" w:hAnsi="Arial"/>
@@ -2289,10 +2289,10 @@
               <w:spacing w:after="40" w:before="0"/>
               <w:jc w:val="left"/>
               <w:rPr>
-                <w:ins w:id="9082" w:author="Claude (AI) - proposed" w:date="2026-10-15T08:04:46Z"/>
-              </w:rPr>
-            </w:pPr>
-            <w:ins w:id="9081" w:author="Claude (AI) - proposed" w:date="2026-10-15T08:04:46Z">
+                <w:ins w:id="9082" w:author="Claude (AI) - proposed" w:date="2026-10-18T00:32:31Z"/>
+              </w:rPr>
+            </w:pPr>
+            <w:ins w:id="9081" w:author="Claude (AI) - proposed" w:date="2026-10-18T00:32:31Z">
               <w:r>
                 <w:rPr>
                   <w:rFonts w:ascii="Arial" w:cs="Arial" w:eastAsia="Arial" w:hAnsi="Arial"/>
@@ -2314,10 +2314,10 @@
               <w:spacing w:after="40" w:before="0"/>
               <w:jc w:val="left"/>
               <w:rPr>
-                <w:del w:id="9084" w:author="Claude (AI) - proposed" w:date="2026-10-15T08:04:46Z"/>
-              </w:rPr>
-            </w:pPr>
-            <w:del w:id="9083" w:author="Claude (AI) - proposed" w:date="2026-10-15T08:04:46Z">
+                <w:del w:id="9084" w:author="Claude (AI) - proposed" w:date="2026-10-18T00:32:31Z"/>
+              </w:rPr>
+            </w:pPr>
+            <w:del w:id="9083" w:author="Claude (AI) - proposed" w:date="2026-10-18T00:32:31Z">
               <w:r>
                 <w:rPr>
                   <w:rFonts w:ascii="Arial" w:cs="Arial" w:eastAsia="Arial" w:hAnsi="Arial"/>
@@ -2352,7 +2352,7 @@
               </w:rPr>
               <w:t xml:space="preserve">2. </w:t>
             </w:r>
-            <w:del w:id="9085" w:author="Claude (AI) - proposed" w:date="2026-10-15T08:04:46Z">
+            <w:del w:id="9085" w:author="Claude (AI) - proposed" w:date="2026-10-18T00:32:31Z">
               <w:r>
                 <w:rPr>
                   <w:rFonts w:ascii="Arial" w:cs="Arial" w:eastAsia="Arial" w:hAnsi="Arial"/>
@@ -2367,7 +2367,7 @@
                 <w:delText xml:space="preserve">How is electronics applied</w:delText>
               </w:r>
             </w:del>
-            <w:ins w:id="9086" w:author="Claude (AI) - proposed" w:date="2026-10-15T08:04:46Z">
+            <w:ins w:id="9086" w:author="Claude (AI) - proposed" w:date="2026-10-18T00:32:31Z">
               <w:r>
                 <w:rPr>
                   <w:rFonts w:ascii="Arial" w:cs="Arial" w:eastAsia="Arial" w:hAnsi="Arial"/>
@@ -2921,7 +2921,7 @@
         </w:rPr>
         <w:t xml:space="preserve">© 2026 SeaVuria and ARES. This work is licensed under a </w:t>
       </w:r>
-      <w:hyperlink w:history="1" r:id="rIdwcngd81vvb06bkkwrrnnw">
+      <w:hyperlink w:history="1" r:id="rIdx4kncuxrpmj_a89tivtaj">
         <w:r>
           <w:rPr>
             <w:rFonts w:ascii="Arial" w:cs="Arial" w:eastAsia="Arial" w:hAnsi="Arial"/>
@@ -2941,7 +2941,7 @@
         </w:rPr>
         <w:t xml:space="preserve"> (</w:t>
       </w:r>
-      <w:hyperlink w:history="1" r:id="rId39ktgddvybxnulir5nh8e">
+      <w:hyperlink w:history="1" r:id="rIdzcpm7mmee4bfkonqbvs2n">
         <w:r>
           <w:rPr>
             <w:rFonts w:ascii="Arial" w:cs="Arial" w:eastAsia="Arial" w:hAnsi="Arial"/>
@@ -2961,7 +2961,7 @@
         </w:rPr>
         <w:t xml:space="preserve">). To view a copy of this license, visit </w:t>
       </w:r>
-      <w:hyperlink w:history="1" r:id="rIdcpykkfbdqnenszcbw0rbl">
+      <w:hyperlink w:history="1" r:id="rIdsntlwgp-_hthex9mwpyhw">
         <w:r>
           <w:rPr>
             <w:rFonts w:ascii="Arial" w:cs="Arial" w:eastAsia="Arial" w:hAnsi="Arial"/>
@@ -3037,7 +3037,7 @@
               </w:rPr>
               <w:t xml:space="preserve">LESSON 1 (</w:t>
             </w:r>
-            <w:del w:id="9087" w:author="Claude (AI) - proposed" w:date="2026-10-15T08:04:46Z">
+            <w:del w:id="9087" w:author="Claude (AI) - proposed" w:date="2026-10-18T00:32:31Z">
               <w:r>
                 <w:rPr>
                   <w:rFonts w:ascii="Arial" w:cs="Arial" w:eastAsia="Arial" w:hAnsi="Arial"/>
@@ -3052,7 +3052,7 @@
                 <w:delText xml:space="preserve">40 minutes (one double or one single lesson; if single, run Observe and Explain in 25 minutes and keep DQB and Model to 15 minutes)</w:delText>
               </w:r>
             </w:del>
-            <w:ins w:id="9088" w:author="Claude (AI) - proposed" w:date="2026-10-15T08:04:46Z">
+            <w:ins w:id="9088" w:author="Claude (AI) - proposed" w:date="2026-10-18T00:32:31Z">
               <w:r>
                 <w:rPr>
                   <w:rFonts w:ascii="Arial" w:cs="Arial" w:eastAsia="Arial" w:hAnsi="Arial"/>
@@ -3524,7 +3524,7 @@
               </w:rPr>
               <w:t xml:space="preserve">1. How </w:t>
             </w:r>
-            <w:del w:id="9089" w:author="Claude (AI) - proposed" w:date="2026-10-15T08:04:46Z">
+            <w:del w:id="9089" w:author="Claude (AI) - proposed" w:date="2026-10-18T00:32:31Z">
               <w:r>
                 <w:rPr>
                   <w:rFonts w:ascii="Arial" w:cs="Arial" w:eastAsia="Arial" w:hAnsi="Arial"/>
@@ -3539,7 +3539,7 @@
                 <w:delText xml:space="preserve">do semiconductors and superconductors differ from ordinary conductors and insulators</w:delText>
               </w:r>
             </w:del>
-            <w:ins w:id="9090" w:author="Claude (AI) - proposed" w:date="2026-10-15T08:04:46Z">
+            <w:ins w:id="9090" w:author="Claude (AI) - proposed" w:date="2026-10-18T00:32:31Z">
               <w:r>
                 <w:rPr>
                   <w:rFonts w:ascii="Arial" w:cs="Arial" w:eastAsia="Arial" w:hAnsi="Arial"/>
@@ -3567,7 +3567,7 @@
               </w:rPr>
               <w:t xml:space="preserve">? 2. </w:t>
             </w:r>
-            <w:del w:id="9091" w:author="Claude (AI) - proposed" w:date="2026-10-15T08:04:46Z">
+            <w:del w:id="9091" w:author="Claude (AI) - proposed" w:date="2026-10-18T00:32:31Z">
               <w:r>
                 <w:rPr>
                   <w:rFonts w:ascii="Arial" w:cs="Arial" w:eastAsia="Arial" w:hAnsi="Arial"/>
@@ -3582,7 +3582,7 @@
                 <w:delText xml:space="preserve">How is electronics applied</w:delText>
               </w:r>
             </w:del>
-            <w:ins w:id="9092" w:author="Claude (AI) - proposed" w:date="2026-10-15T08:04:46Z">
+            <w:ins w:id="9092" w:author="Claude (AI) - proposed" w:date="2026-10-18T00:32:31Z">
               <w:r>
                 <w:rPr>
                   <w:rFonts w:ascii="Arial" w:cs="Arial" w:eastAsia="Arial" w:hAnsi="Arial"/>
@@ -3610,7 +3610,7 @@
               </w:rPr>
               <w:t xml:space="preserve"> in day-to-day life? (</w:t>
             </w:r>
-            <w:del w:id="9093" w:author="Claude (AI) - proposed" w:date="2026-10-15T08:04:46Z">
+            <w:del w:id="9093" w:author="Claude (AI) - proposed" w:date="2026-10-18T00:32:31Z">
               <w:r>
                 <w:rPr>
                   <w:rFonts w:ascii="Arial" w:cs="Arial" w:eastAsia="Arial" w:hAnsi="Arial"/>
@@ -3625,7 +3625,7 @@
                 <w:delText xml:space="preserve">Launched today,</w:delText>
               </w:r>
             </w:del>
-            <w:ins w:id="9094" w:author="Claude (AI) - proposed" w:date="2026-10-15T08:04:46Z">
+            <w:ins w:id="9094" w:author="Claude (AI) - proposed" w:date="2026-10-18T00:32:31Z">
               <w:r>
                 <w:rPr>
                   <w:rFonts w:ascii="Arial" w:cs="Arial" w:eastAsia="Arial" w:hAnsi="Arial"/>
@@ -4172,7 +4172,7 @@
             <w:pPr>
               <w:spacing w:after="20" w:before="0"/>
             </w:pPr>
-            <w:hyperlink w:history="1" r:id="rIdktsiviuo9bxjh8j5xae7b">
+            <w:hyperlink w:history="1" r:id="rIdyhxrygga7rshtns_nxpt6">
               <w:r>
                 <w:rPr>
                   <w:rFonts w:ascii="Arial" w:cs="Arial" w:eastAsia="Arial" w:hAnsi="Arial"/>
@@ -4205,7 +4205,7 @@
               <w:spacing w:after="10" w:before="0"/>
               <w:ind w:left="120"/>
             </w:pPr>
-            <w:hyperlink w:history="1" r:id="rId0dpxgnzs-c2azc99b5tj1">
+            <w:hyperlink w:history="1" r:id="rIdlg6ajtar2tghz2f0pr3vi">
               <w:r>
                 <w:rPr>
                   <w:rFonts w:ascii="Arial" w:cs="Arial" w:eastAsia="Arial" w:hAnsi="Arial"/>
@@ -4250,7 +4250,7 @@
             <w:pPr>
               <w:spacing w:after="20" w:before="0"/>
             </w:pPr>
-            <w:hyperlink w:history="1" r:id="rId9cbzanuhh_gna-5ph7cnn">
+            <w:hyperlink w:history="1" r:id="rIdcg8xav_ethfbgrxhlmv-g">
               <w:r>
                 <w:rPr>
                   <w:rFonts w:ascii="Arial" w:cs="Arial" w:eastAsia="Arial" w:hAnsi="Arial"/>
@@ -4283,7 +4283,7 @@
               <w:spacing w:after="10" w:before="0"/>
               <w:ind w:left="120"/>
             </w:pPr>
-            <w:hyperlink w:history="1" r:id="rIddqnxwxbjhvuz5q9j74jjq">
+            <w:hyperlink w:history="1" r:id="rIdndcnwulapfwdqeokkjgyo">
               <w:r>
                 <w:rPr>
                   <w:rFonts w:ascii="Arial" w:cs="Arial" w:eastAsia="Arial" w:hAnsi="Arial"/>
@@ -4483,7 +4483,7 @@
             <w:pPr>
               <w:spacing w:after="20" w:before="0"/>
             </w:pPr>
-            <w:hyperlink w:history="1" r:id="rIdugps2kyghlyulwpigcrco">
+            <w:hyperlink w:history="1" r:id="rIdla3vdwpywvnuusvtpgqgv">
               <w:r>
                 <w:rPr>
                   <w:rFonts w:ascii="Arial" w:cs="Arial" w:eastAsia="Arial" w:hAnsi="Arial"/>
@@ -4516,7 +4516,7 @@
               <w:spacing w:after="10" w:before="0"/>
               <w:ind w:left="120"/>
             </w:pPr>
-            <w:hyperlink w:history="1" r:id="rIde3ugqdwv0_t8gxdtbt_ju">
+            <w:hyperlink w:history="1" r:id="rIddhec3toixheqaioo97lyv">
               <w:r>
                 <w:rPr>
                   <w:rFonts w:ascii="Arial" w:cs="Arial" w:eastAsia="Arial" w:hAnsi="Arial"/>
@@ -4561,7 +4561,7 @@
             <w:pPr>
               <w:spacing w:after="20" w:before="0"/>
             </w:pPr>
-            <w:hyperlink w:history="1" r:id="rIdmlzcblirhhxsmcpshthow">
+            <w:hyperlink w:history="1" r:id="rIdykya8axin4xanphkazvyp">
               <w:r>
                 <w:rPr>
                   <w:rFonts w:ascii="Arial" w:cs="Arial" w:eastAsia="Arial" w:hAnsi="Arial"/>
@@ -4594,7 +4594,7 @@
               <w:spacing w:after="10" w:before="0"/>
               <w:ind w:left="120"/>
             </w:pPr>
-            <w:hyperlink w:history="1" r:id="rIdwfld3a7_e6h9-douylgfe">
+            <w:hyperlink w:history="1" r:id="rIdkpgboya0cut3we7y9rjzk">
               <w:r>
                 <w:rPr>
                   <w:rFonts w:ascii="Arial" w:cs="Arial" w:eastAsia="Arial" w:hAnsi="Arial"/>
@@ -4672,7 +4672,7 @@
               </w:rPr>
               <w:t xml:space="preserve">Demonstrate the safety rules first: 'Cells and bulb only. Never touch these clips to a socket. Disconnect after each reading.' Check each circuit before groups test anything: 'Hands up when your bulb lights with the clips touching, and I will come to check.' Circulate and ask: 'What does the bulb tell you about the current?' and 'What would you expect to see if the current were very small?' Remind groups to keep to the fixed order. When groups reach the diode say: 'Test it, then reverse it. Tell me exactly what you see each time.' WAIT TIME 10 seconds after posing 'Why might the diode behave differently from the copper?' without answering it. Cold-call 4 reporters to give one result each in the fixed order and write the class results on the board. Resolve any odd result (for example a dull bulb with a flat cell) by asking the group to retest rather than dismissing it.</w:t>
             </w:r>
-            <w:ins w:id="9095" w:author="Claude (AI) - proposed" w:date="2026-10-15T08:04:46Z">
+            <w:ins w:id="9095" w:author="Claude (AI) - proposed" w:date="2026-10-18T00:32:31Z">
               <w:r>
                 <w:rPr>
                   <w:rFonts w:ascii="Arial" w:cs="Arial" w:eastAsia="Arial" w:hAnsi="Arial"/>
@@ -4809,7 +4809,7 @@
             <w:pPr>
               <w:spacing w:after="20" w:before="0"/>
             </w:pPr>
-            <w:hyperlink w:history="1" r:id="rIdxtufqtp3xsxeicmdzzkc3">
+            <w:hyperlink w:history="1" r:id="rIdcyhn8zyqtxyniznem4vg9">
               <w:r>
                 <w:rPr>
                   <w:rFonts w:ascii="Arial" w:cs="Arial" w:eastAsia="Arial" w:hAnsi="Arial"/>
@@ -4858,7 +4858,7 @@
               <w:spacing w:after="10" w:before="0"/>
               <w:ind w:left="120"/>
             </w:pPr>
-            <w:hyperlink w:history="1" r:id="rIdbu7qpoiidjkcgni0adqy-">
+            <w:hyperlink w:history="1" r:id="rIdc7ayi9_cadl06rykpjox0">
               <w:r>
                 <w:rPr>
                   <w:rFonts w:ascii="Arial" w:cs="Arial" w:eastAsia="Arial" w:hAnsi="Arial"/>
@@ -4903,7 +4903,7 @@
             <w:pPr>
               <w:spacing w:after="20" w:before="0"/>
             </w:pPr>
-            <w:hyperlink w:history="1" r:id="rId7j4ylq8vtwqd3gufu0qie">
+            <w:hyperlink w:history="1" r:id="rId0hvm_mpine06jh9iolxy9">
               <w:r>
                 <w:rPr>
                   <w:rFonts w:ascii="Arial" w:cs="Arial" w:eastAsia="Arial" w:hAnsi="Arial"/>
@@ -4936,7 +4936,7 @@
               <w:spacing w:after="10" w:before="0"/>
               <w:ind w:left="120"/>
             </w:pPr>
-            <w:hyperlink w:history="1" r:id="rId9y0ul81up0kev-k0tcjou">
+            <w:hyperlink w:history="1" r:id="rIdieyaykegatefdeg-sgheq">
               <w:r>
                 <w:rPr>
                   <w:rFonts w:ascii="Arial" w:cs="Arial" w:eastAsia="Arial" w:hAnsi="Arial"/>
@@ -5014,7 +5014,7 @@
               </w:rPr>
               <w:t xml:space="preserve">Say: 'Look at the board. Compare our results with our predictions. What stands out?' WAIT TIME 15 seconds. Cold-call 3 learners for a pattern, then 2 more for a surprise. Push for evidence: 'What did you see that tells you that?' and 'How do you know the bulb is off because of the material, and not a flat cell?' (point to the touching-clips check). Introduce the vocabulary: 'We call materials that let current flow easily conductors, and materials that almost do not let current flow insulators. We say almost none, not zero</w:t>
             </w:r>
-            <w:ins w:id="9096" w:author="Claude (AI) - proposed" w:date="2026-10-15T08:04:46Z">
+            <w:ins w:id="9096" w:author="Claude (AI) - proposed" w:date="2026-10-18T00:32:31Z">
               <w:r>
                 <w:rPr>
                   <w:rFonts w:ascii="Arial" w:cs="Arial" w:eastAsia="Arial" w:hAnsi="Arial"/>
@@ -5164,7 +5164,7 @@
             <w:pPr>
               <w:spacing w:after="20" w:before="0"/>
             </w:pPr>
-            <w:hyperlink w:history="1" r:id="rIdtt2bnevmuvegsd-gf53wi">
+            <w:hyperlink w:history="1" r:id="rIdpwiu5j9is3qxca3ehhfly">
               <w:r>
                 <w:rPr>
                   <w:rFonts w:ascii="Arial" w:cs="Arial" w:eastAsia="Arial" w:hAnsi="Arial"/>
@@ -5197,7 +5197,7 @@
               <w:spacing w:after="10" w:before="0"/>
               <w:ind w:left="120"/>
             </w:pPr>
-            <w:hyperlink w:history="1" r:id="rIdkhbwyz2snxlenoqov54_a">
+            <w:hyperlink w:history="1" r:id="rIdvpjhpbineibz4ihkhqly9">
               <w:r>
                 <w:rPr>
                   <w:rFonts w:ascii="Arial" w:cs="Arial" w:eastAsia="Arial" w:hAnsi="Arial"/>
@@ -5242,7 +5242,7 @@
             <w:pPr>
               <w:spacing w:after="20" w:before="0"/>
             </w:pPr>
-            <w:hyperlink w:history="1" r:id="rIdhfye2ythtsnzg2b1so7kd">
+            <w:hyperlink w:history="1" r:id="rIdzns7yo8f36ya1xjs9ietw">
               <w:r>
                 <w:rPr>
                   <w:rFonts w:ascii="Arial" w:cs="Arial" w:eastAsia="Arial" w:hAnsi="Arial"/>
@@ -5275,7 +5275,7 @@
               <w:spacing w:after="10" w:before="0"/>
               <w:ind w:left="120"/>
             </w:pPr>
-            <w:hyperlink w:history="1" r:id="rIdpkntctv83ommfjlvm6dmt">
+            <w:hyperlink w:history="1" r:id="rIdu2vl7kpzha7cqk8unbqds">
               <w:r>
                 <w:rPr>
                   <w:rFonts w:ascii="Arial" w:cs="Arial" w:eastAsia="Arial" w:hAnsi="Arial"/>
@@ -5475,7 +5475,7 @@
             <w:pPr>
               <w:spacing w:after="20" w:before="0"/>
             </w:pPr>
-            <w:hyperlink w:history="1" r:id="rId9nivf74we4_rdfvvtiyxz">
+            <w:hyperlink w:history="1" r:id="rIdyj-bdamtde435mbkotobb">
               <w:r>
                 <w:rPr>
                   <w:rFonts w:ascii="Arial" w:cs="Arial" w:eastAsia="Arial" w:hAnsi="Arial"/>
@@ -5508,7 +5508,7 @@
               <w:spacing w:after="10" w:before="0"/>
               <w:ind w:left="120"/>
             </w:pPr>
-            <w:hyperlink w:history="1" r:id="rIdzt4c6zft8pvf71bxqirlr">
+            <w:hyperlink w:history="1" r:id="rIdoj7nqf3pkj7swpm9g5pzu">
               <w:r>
                 <w:rPr>
                   <w:rFonts w:ascii="Arial" w:cs="Arial" w:eastAsia="Arial" w:hAnsi="Arial"/>
@@ -5553,7 +5553,7 @@
             <w:pPr>
               <w:spacing w:after="20" w:before="0"/>
             </w:pPr>
-            <w:hyperlink w:history="1" r:id="rIda0rtnype8ad8csartqtd8">
+            <w:hyperlink w:history="1" r:id="rId9zbciahgwc0ozoqsfkfzw">
               <w:r>
                 <w:rPr>
                   <w:rFonts w:ascii="Arial" w:cs="Arial" w:eastAsia="Arial" w:hAnsi="Arial"/>
@@ -5602,7 +5602,7 @@
               <w:spacing w:after="10" w:before="0"/>
               <w:ind w:left="120"/>
             </w:pPr>
-            <w:hyperlink w:history="1" r:id="rIdrvugv3yfwu_xajuv3ceem">
+            <w:hyperlink w:history="1" r:id="rIdjjnx0tmdlj0cmwnttp8yc">
               <w:r>
                 <w:rPr>
                   <w:rFonts w:ascii="Arial" w:cs="Arial" w:eastAsia="Arial" w:hAnsi="Arial"/>
@@ -5680,7 +5680,7 @@
               </w:rPr>
               <w:t xml:space="preserve">Say: 'Use only what you have seen today. Draw what might be happening inside copper and inside plastic. It is fine to be unsure.' Circulate and ask: 'What does the arrow show? Why did you draw the electrons there?' and 'How does your model explain the bulb lighting with copper? How does it explain the bulb staying off with plastic?' Do not correct models; instead ask 'What evidence supports that?'</w:t>
             </w:r>
-            <w:ins w:id="9097" w:author="Claude (AI) - proposed" w:date="2026-10-15T08:04:46Z">
+            <w:ins w:id="9097" w:author="Claude (AI) - proposed" w:date="2026-10-18T00:32:31Z">
               <w:r>
                 <w:rPr>
                   <w:rFonts w:ascii="Arial" w:cs="Arial" w:eastAsia="Arial" w:hAnsi="Arial"/>
@@ -6155,7 +6155,7 @@
         </w:rPr>
         <w:t xml:space="preserve">© 2026 SeaVuria and ARES. Aligned with KICD objectives. Developed by SeaVuria; technical implementation by ARES (with AI assistance from Claude). Licensed under </w:t>
       </w:r>
-      <w:hyperlink w:history="1" r:id="rIdstmppmus9p7xye9-rk39j">
+      <w:hyperlink w:history="1" r:id="rId2kc8mwhgftqrb0kqbl2ea">
         <w:r>
           <w:rPr>
             <w:rFonts w:ascii="Arial" w:cs="Arial" w:eastAsia="Arial" w:hAnsi="Arial"/>
@@ -6176,7 +6176,7 @@
         </w:rPr>
         <w:t xml:space="preserve"> (</w:t>
       </w:r>
-      <w:hyperlink w:history="1" r:id="rIdpmh5sht3qfzdlnmvydpxq">
+      <w:hyperlink w:history="1" r:id="rIdr1hliwh0tcpnfqre5rnxc">
         <w:r>
           <w:rPr>
             <w:rFonts w:ascii="Arial" w:cs="Arial" w:eastAsia="Arial" w:hAnsi="Arial"/>
@@ -6697,7 +6697,7 @@
               </w:rPr>
               <w:t xml:space="preserve">How </w:t>
             </w:r>
-            <w:del w:id="9098" w:author="Claude (AI) - proposed" w:date="2026-10-15T08:04:46Z">
+            <w:del w:id="9098" w:author="Claude (AI) - proposed" w:date="2026-10-18T00:32:31Z">
               <w:r>
                 <w:rPr>
                   <w:rFonts w:ascii="Arial" w:cs="Arial" w:eastAsia="Arial" w:hAnsi="Arial"/>
@@ -6712,7 +6712,7 @@
                 <w:delText xml:space="preserve">do semiconductors and superconductors differ from ordinary conductors and insulators</w:delText>
               </w:r>
             </w:del>
-            <w:ins w:id="9099" w:author="Claude (AI) - proposed" w:date="2026-10-15T08:04:46Z">
+            <w:ins w:id="9099" w:author="Claude (AI) - proposed" w:date="2026-10-18T00:32:31Z">
               <w:r>
                 <w:rPr>
                   <w:rFonts w:ascii="Arial" w:cs="Arial" w:eastAsia="Arial" w:hAnsi="Arial"/>
@@ -6740,7 +6740,7 @@
               </w:rPr>
               <w:t xml:space="preserve">? (Focus: </w:t>
             </w:r>
-            <w:del w:id="9100" w:author="Claude (AI) - proposed" w:date="2026-10-15T08:04:46Z">
+            <w:del w:id="9100" w:author="Claude (AI) - proposed" w:date="2026-10-18T00:32:31Z">
               <w:r>
                 <w:rPr>
                   <w:rFonts w:ascii="Arial" w:cs="Arial" w:eastAsia="Arial" w:hAnsi="Arial"/>
@@ -6755,7 +6755,7 @@
                 <w:delText xml:space="preserve">ordinary</w:delText>
               </w:r>
             </w:del>
-            <w:ins w:id="9101" w:author="Claude (AI) - proposed" w:date="2026-10-15T08:04:46Z">
+            <w:ins w:id="9101" w:author="Claude (AI) - proposed" w:date="2026-10-18T00:32:31Z">
               <w:r>
                 <w:rPr>
                   <w:rFonts w:ascii="Arial" w:cs="Arial" w:eastAsia="Arial" w:hAnsi="Arial"/>
@@ -6783,7 +6783,7 @@
               </w:rPr>
               <w:t xml:space="preserve"> conductors, insulators and semiconductors</w:t>
             </w:r>
-            <w:del w:id="9102" w:author="Claude (AI) - proposed" w:date="2026-10-15T08:04:46Z">
+            <w:del w:id="9102" w:author="Claude (AI) - proposed" w:date="2026-10-18T00:32:31Z">
               <w:r>
                 <w:rPr>
                   <w:rFonts w:ascii="Arial" w:cs="Arial" w:eastAsia="Arial" w:hAnsi="Arial"/>
@@ -6798,7 +6798,7 @@
                 <w:delText xml:space="preserve">.) How is electronics applied</w:delText>
               </w:r>
             </w:del>
-            <w:ins w:id="9103" w:author="Claude (AI) - proposed" w:date="2026-10-15T08:04:46Z">
+            <w:ins w:id="9103" w:author="Claude (AI) - proposed" w:date="2026-10-18T00:32:31Z">
               <w:r>
                 <w:rPr>
                   <w:rFonts w:ascii="Arial" w:cs="Arial" w:eastAsia="Arial" w:hAnsi="Arial"/>
@@ -7345,7 +7345,7 @@
             <w:pPr>
               <w:spacing w:after="20" w:before="0"/>
             </w:pPr>
-            <w:hyperlink w:history="1" r:id="rIdoxxxmq_e5prdaxvuv1gmw">
+            <w:hyperlink w:history="1" r:id="rIdvo8h87axg0idkkomqpobe">
               <w:r>
                 <w:rPr>
                   <w:rFonts w:ascii="Arial" w:cs="Arial" w:eastAsia="Arial" w:hAnsi="Arial"/>
@@ -7378,7 +7378,7 @@
               <w:spacing w:after="10" w:before="0"/>
               <w:ind w:left="120"/>
             </w:pPr>
-            <w:hyperlink w:history="1" r:id="rIdd8cedllmrhkwm-oalax-7">
+            <w:hyperlink w:history="1" r:id="rIdioit0daaugk5tdwqy0q-_">
               <w:r>
                 <w:rPr>
                   <w:rFonts w:ascii="Arial" w:cs="Arial" w:eastAsia="Arial" w:hAnsi="Arial"/>
@@ -7423,7 +7423,7 @@
             <w:pPr>
               <w:spacing w:after="20" w:before="0"/>
             </w:pPr>
-            <w:hyperlink w:history="1" r:id="rIdwkobgkb7xu-k6xburjjvm">
+            <w:hyperlink w:history="1" r:id="rIdf-sh6syjeilcdh1vzdoyz">
               <w:r>
                 <w:rPr>
                   <w:rFonts w:ascii="Arial" w:cs="Arial" w:eastAsia="Arial" w:hAnsi="Arial"/>
@@ -7456,7 +7456,7 @@
               <w:spacing w:after="10" w:before="0"/>
               <w:ind w:left="120"/>
             </w:pPr>
-            <w:hyperlink w:history="1" r:id="rIdimiqpgousgzx2tqiqi9gb">
+            <w:hyperlink w:history="1" r:id="rIddhhzxs74elkar628l3yde">
               <w:r>
                 <w:rPr>
                   <w:rFonts w:ascii="Arial" w:cs="Arial" w:eastAsia="Arial" w:hAnsi="Arial"/>
@@ -7656,7 +7656,7 @@
             <w:pPr>
               <w:spacing w:after="20" w:before="0"/>
             </w:pPr>
-            <w:hyperlink w:history="1" r:id="rIdwcbw06xw35sqh065u602r">
+            <w:hyperlink w:history="1" r:id="rIdst-ejbmurg4if7lci1vlr">
               <w:r>
                 <w:rPr>
                   <w:rFonts w:ascii="Arial" w:cs="Arial" w:eastAsia="Arial" w:hAnsi="Arial"/>
@@ -7689,7 +7689,7 @@
               <w:spacing w:after="10" w:before="0"/>
               <w:ind w:left="120"/>
             </w:pPr>
-            <w:hyperlink w:history="1" r:id="rIdup7znewlx1tds1i3ygqoo">
+            <w:hyperlink w:history="1" r:id="rId5dfcwde4pbulr35vtvgir">
               <w:r>
                 <w:rPr>
                   <w:rFonts w:ascii="Arial" w:cs="Arial" w:eastAsia="Arial" w:hAnsi="Arial"/>
@@ -7734,7 +7734,7 @@
             <w:pPr>
               <w:spacing w:after="20" w:before="0"/>
             </w:pPr>
-            <w:hyperlink w:history="1" r:id="rIdokbuapnb9smk8m8uisrm2">
+            <w:hyperlink w:history="1" r:id="rIdeigo5m1ayfxt2_9tnl0oy">
               <w:r>
                 <w:rPr>
                   <w:rFonts w:ascii="Arial" w:cs="Arial" w:eastAsia="Arial" w:hAnsi="Arial"/>
@@ -7767,7 +7767,7 @@
               <w:spacing w:after="10" w:before="0"/>
               <w:ind w:left="120"/>
             </w:pPr>
-            <w:hyperlink w:history="1" r:id="rIdegvjxuqcj_zin2ahspit1">
+            <w:hyperlink w:history="1" r:id="rIdtuspvbif0dtvg_wt8bgei">
               <w:r>
                 <w:rPr>
                   <w:rFonts w:ascii="Arial" w:cs="Arial" w:eastAsia="Arial" w:hAnsi="Arial"/>
@@ -7967,7 +7967,7 @@
             <w:pPr>
               <w:spacing w:after="20" w:before="0"/>
             </w:pPr>
-            <w:hyperlink w:history="1" r:id="rIdprawkr1b54o-mjnmz8poy">
+            <w:hyperlink w:history="1" r:id="rIdppao8o8qvy5uw0q0mu2bk">
               <w:r>
                 <w:rPr>
                   <w:rFonts w:ascii="Arial" w:cs="Arial" w:eastAsia="Arial" w:hAnsi="Arial"/>
@@ -8000,7 +8000,7 @@
               <w:spacing w:after="10" w:before="0"/>
               <w:ind w:left="120"/>
             </w:pPr>
-            <w:hyperlink w:history="1" r:id="rIde7wmw8vbvpberwr0mlpdr">
+            <w:hyperlink w:history="1" r:id="rIdzseoebbr_x6dwtkoqtuym">
               <w:r>
                 <w:rPr>
                   <w:rFonts w:ascii="Arial" w:cs="Arial" w:eastAsia="Arial" w:hAnsi="Arial"/>
@@ -8045,7 +8045,7 @@
             <w:pPr>
               <w:spacing w:after="20" w:before="0"/>
             </w:pPr>
-            <w:hyperlink w:history="1" r:id="rIdximbxdn579vdim4c1rups">
+            <w:hyperlink w:history="1" r:id="rIdlkit3mm1r4hg6kyhv5kvt">
               <w:r>
                 <w:rPr>
                   <w:rFonts w:ascii="Arial" w:cs="Arial" w:eastAsia="Arial" w:hAnsi="Arial"/>
@@ -8078,7 +8078,7 @@
               <w:spacing w:after="10" w:before="0"/>
               <w:ind w:left="120"/>
             </w:pPr>
-            <w:hyperlink w:history="1" r:id="rIdzrxl4nbetqkwfbh8__9ir">
+            <w:hyperlink w:history="1" r:id="rIdq_iwnnq-wtplh8mdr6j-h">
               <w:r>
                 <w:rPr>
                   <w:rFonts w:ascii="Arial" w:cs="Arial" w:eastAsia="Arial" w:hAnsi="Arial"/>
@@ -8278,7 +8278,7 @@
             <w:pPr>
               <w:spacing w:after="20" w:before="0"/>
             </w:pPr>
-            <w:hyperlink w:history="1" r:id="rIdpqywoe_vjkwbiomukkz0x">
+            <w:hyperlink w:history="1" r:id="rIdup5rpgdxn-hmvtbiapzsj">
               <w:r>
                 <w:rPr>
                   <w:rFonts w:ascii="Arial" w:cs="Arial" w:eastAsia="Arial" w:hAnsi="Arial"/>
@@ -8311,7 +8311,7 @@
               <w:spacing w:after="10" w:before="0"/>
               <w:ind w:left="120"/>
             </w:pPr>
-            <w:hyperlink w:history="1" r:id="rIdg7xgffnqjb5eno-gq_sbw">
+            <w:hyperlink w:history="1" r:id="rIdtvlwmmdlvqogi1ctyojvg">
               <w:r>
                 <w:rPr>
                   <w:rFonts w:ascii="Arial" w:cs="Arial" w:eastAsia="Arial" w:hAnsi="Arial"/>
@@ -8356,7 +8356,7 @@
             <w:pPr>
               <w:spacing w:after="20" w:before="0"/>
             </w:pPr>
-            <w:hyperlink w:history="1" r:id="rIdmljcal0mrhgqvtgmqz-65">
+            <w:hyperlink w:history="1" r:id="rIdr-b1w3orquli-x7afb1-p">
               <w:r>
                 <w:rPr>
                   <w:rFonts w:ascii="Arial" w:cs="Arial" w:eastAsia="Arial" w:hAnsi="Arial"/>
@@ -8389,7 +8389,7 @@
               <w:spacing w:after="10" w:before="0"/>
               <w:ind w:left="120"/>
             </w:pPr>
-            <w:hyperlink w:history="1" r:id="rId6icpm67xwsakl-g3-64kf">
+            <w:hyperlink w:history="1" r:id="rIdjbvgdogm2vax5tave9huv">
               <w:r>
                 <w:rPr>
                   <w:rFonts w:ascii="Arial" w:cs="Arial" w:eastAsia="Arial" w:hAnsi="Arial"/>
@@ -8589,7 +8589,7 @@
             <w:pPr>
               <w:spacing w:after="20" w:before="0"/>
             </w:pPr>
-            <w:hyperlink w:history="1" r:id="rIdnnew5h8wlqc3d1nr9ztzx">
+            <w:hyperlink w:history="1" r:id="rIddhkjigbh4mrjiae8hz67a">
               <w:r>
                 <w:rPr>
                   <w:rFonts w:ascii="Arial" w:cs="Arial" w:eastAsia="Arial" w:hAnsi="Arial"/>
@@ -8638,7 +8638,7 @@
               <w:spacing w:after="10" w:before="0"/>
               <w:ind w:left="120"/>
             </w:pPr>
-            <w:hyperlink w:history="1" r:id="rId3sdu6fpmllvdto_eg4fgz">
+            <w:hyperlink w:history="1" r:id="rIdctcta8krizm15amfzxuhq">
               <w:r>
                 <w:rPr>
                   <w:rFonts w:ascii="Arial" w:cs="Arial" w:eastAsia="Arial" w:hAnsi="Arial"/>
@@ -8683,7 +8683,7 @@
             <w:pPr>
               <w:spacing w:after="20" w:before="0"/>
             </w:pPr>
-            <w:hyperlink w:history="1" r:id="rIdnuem9ixqp9k6wdq0dufjk">
+            <w:hyperlink w:history="1" r:id="rIdyb5_ar6q2hqzdv3ne76w2">
               <w:r>
                 <w:rPr>
                   <w:rFonts w:ascii="Arial" w:cs="Arial" w:eastAsia="Arial" w:hAnsi="Arial"/>
@@ -8732,7 +8732,7 @@
               <w:spacing w:after="10" w:before="0"/>
               <w:ind w:left="120"/>
             </w:pPr>
-            <w:hyperlink w:history="1" r:id="rId9j602mam2hoaxfrkoojag">
+            <w:hyperlink w:history="1" r:id="rIdctzfq-9cgep_yuh1pbwx7">
               <w:r>
                 <w:rPr>
                   <w:rFonts w:ascii="Arial" w:cs="Arial" w:eastAsia="Arial" w:hAnsi="Arial"/>
@@ -8777,7 +8777,7 @@
               </w:rPr>
               <w:t xml:space="preserve">Learners revise the class model, the cumulative drawing of electrons</w:t>
             </w:r>
-            <w:del w:id="9104" w:author="Claude (AI) - proposed" w:date="2026-10-15T08:04:46Z">
+            <w:del w:id="9104" w:author="Claude (AI) - proposed" w:date="2026-10-18T00:32:31Z">
               <w:r>
                 <w:rPr>
                   <w:rFonts w:ascii="Arial" w:cs="Arial" w:eastAsia="Arial" w:hAnsi="Arial"/>
@@ -8792,7 +8792,7 @@
                 <w:delText xml:space="preserve">, atoms and energy bands</w:delText>
               </w:r>
             </w:del>
-            <w:ins w:id="9105" w:author="Claude (AI) - proposed" w:date="2026-10-15T08:04:46Z">
+            <w:ins w:id="9105" w:author="Claude (AI) - proposed" w:date="2026-10-18T00:32:31Z">
               <w:r>
                 <w:rPr>
                   <w:rFonts w:ascii="Arial" w:cs="Arial" w:eastAsia="Arial" w:hAnsi="Arial"/>
@@ -8820,7 +8820,7 @@
               </w:rPr>
               <w:t xml:space="preserve"> begun in Lesson 1</w:t>
             </w:r>
-            <w:ins w:id="9106" w:author="Claude (AI) - proposed" w:date="2026-10-15T08:04:46Z">
+            <w:ins w:id="9106" w:author="Claude (AI) - proposed" w:date="2026-10-18T00:32:31Z">
               <w:r>
                 <w:rPr>
                   <w:rFonts w:ascii="Arial" w:cs="Arial" w:eastAsia="Arial" w:hAnsi="Arial"/>
@@ -9328,7 +9328,7 @@
         </w:rPr>
         <w:t xml:space="preserve">© 2026 SeaVuria and ARES. Aligned with KICD objectives. Developed by SeaVuria; technical implementation by ARES (with AI assistance from Claude). Licensed under </w:t>
       </w:r>
-      <w:hyperlink w:history="1" r:id="rIdoqw_ifggvtk5oynoh9rie">
+      <w:hyperlink w:history="1" r:id="rIdjdcv1plcefntm0e1_ubbk">
         <w:r>
           <w:rPr>
             <w:rFonts w:ascii="Arial" w:cs="Arial" w:eastAsia="Arial" w:hAnsi="Arial"/>
@@ -9349,7 +9349,7 @@
         </w:rPr>
         <w:t xml:space="preserve"> (</w:t>
       </w:r>
-      <w:hyperlink w:history="1" r:id="rIde6iqoxqzdpp6jx41-nuxd">
+      <w:hyperlink w:history="1" r:id="rIdnz6ejzf2hnvx0twessmyf">
         <w:r>
           <w:rPr>
             <w:rFonts w:ascii="Arial" w:cs="Arial" w:eastAsia="Arial" w:hAnsi="Arial"/>
@@ -9426,7 +9426,7 @@
               </w:rPr>
               <w:t xml:space="preserve">LESSON 3 (40 minutes</w:t>
             </w:r>
-            <w:ins w:id="9107" w:author="Claude (AI) - proposed" w:date="2026-10-15T08:04:46Z">
+            <w:ins w:id="9107" w:author="Claude (AI) - proposed" w:date="2026-10-18T00:32:31Z">
               <w:r>
                 <w:rPr>
                   <w:rFonts w:ascii="Arial" w:cs="Arial" w:eastAsia="Arial" w:hAnsi="Arial"/>
@@ -9898,7 +9898,7 @@
               </w:rPr>
               <w:t xml:space="preserve">How </w:t>
             </w:r>
-            <w:del w:id="9108" w:author="Claude (AI) - proposed" w:date="2026-10-15T08:04:46Z">
+            <w:del w:id="9108" w:author="Claude (AI) - proposed" w:date="2026-10-18T00:32:31Z">
               <w:r>
                 <w:rPr>
                   <w:rFonts w:ascii="Arial" w:cs="Arial" w:eastAsia="Arial" w:hAnsi="Arial"/>
@@ -9913,7 +9913,7 @@
                 <w:delText xml:space="preserve">do semiconductors and superconductors differ from ordinary conductors and insulators</w:delText>
               </w:r>
             </w:del>
-            <w:ins w:id="9109" w:author="Claude (AI) - proposed" w:date="2026-10-15T08:04:46Z">
+            <w:ins w:id="9109" w:author="Claude (AI) - proposed" w:date="2026-10-18T00:32:31Z">
               <w:r>
                 <w:rPr>
                   <w:rFonts w:ascii="Arial" w:cs="Arial" w:eastAsia="Arial" w:hAnsi="Arial"/>
@@ -9941,7 +9941,7 @@
               </w:rPr>
               <w:t xml:space="preserve">? (This lesson </w:t>
             </w:r>
-            <w:del w:id="9110" w:author="Claude (AI) - proposed" w:date="2026-10-15T08:04:46Z">
+            <w:del w:id="9110" w:author="Claude (AI) - proposed" w:date="2026-10-18T00:32:31Z">
               <w:r>
                 <w:rPr>
                   <w:rFonts w:ascii="Arial" w:cs="Arial" w:eastAsia="Arial" w:hAnsi="Arial"/>
@@ -9956,7 +9956,7 @@
                 <w:delText xml:space="preserve">addresses pure semiconductors</w:delText>
               </w:r>
             </w:del>
-            <w:ins w:id="9111" w:author="Claude (AI) - proposed" w:date="2026-10-15T08:04:46Z">
+            <w:ins w:id="9111" w:author="Claude (AI) - proposed" w:date="2026-10-18T00:32:31Z">
               <w:r>
                 <w:rPr>
                   <w:rFonts w:ascii="Arial" w:cs="Arial" w:eastAsia="Arial" w:hAnsi="Arial"/>
@@ -10520,7 +10520,7 @@
               <w:spacing w:after="10" w:before="0"/>
               <w:ind w:left="120"/>
             </w:pPr>
-            <w:hyperlink w:history="1" r:id="rIdmme2asizxd4dgptwc_kwn">
+            <w:hyperlink w:history="1" r:id="rIdv4usxofl_-npew5dox5bs">
               <w:r>
                 <w:rPr>
                   <w:rFonts w:ascii="Arial" w:cs="Arial" w:eastAsia="Arial" w:hAnsi="Arial"/>
@@ -10597,7 +10597,7 @@
               <w:spacing w:after="10" w:before="0"/>
               <w:ind w:left="120"/>
             </w:pPr>
-            <w:hyperlink w:history="1" r:id="rIdhkzweeiyroghn8m_jtcfb">
+            <w:hyperlink w:history="1" r:id="rIdpd6rlkgo7uksidarhoap1">
               <w:r>
                 <w:rPr>
                   <w:rFonts w:ascii="Arial" w:cs="Arial" w:eastAsia="Arial" w:hAnsi="Arial"/>
@@ -10829,7 +10829,7 @@
               <w:spacing w:after="10" w:before="0"/>
               <w:ind w:left="120"/>
             </w:pPr>
-            <w:hyperlink w:history="1" r:id="rId_fmzb46kvbcc6xrh82inh">
+            <w:hyperlink w:history="1" r:id="rIdkqnuiujm7bwzcauq9dsas">
               <w:r>
                 <w:rPr>
                   <w:rFonts w:ascii="Arial" w:cs="Arial" w:eastAsia="Arial" w:hAnsi="Arial"/>
@@ -10906,7 +10906,7 @@
               <w:spacing w:after="10" w:before="0"/>
               <w:ind w:left="120"/>
             </w:pPr>
-            <w:hyperlink w:history="1" r:id="rIdcbif2lz0hjslaammd_d2g">
+            <w:hyperlink w:history="1" r:id="rIdyjcvrb7euaonfhsx9m30q">
               <w:r>
                 <w:rPr>
                   <w:rFonts w:ascii="Arial" w:cs="Arial" w:eastAsia="Arial" w:hAnsi="Arial"/>
@@ -10966,7 +10966,7 @@
               </w:rPr>
               <w:t xml:space="preserve">Students gather evidence in three parts (about 14 minutes). Part A: Each group receives an evidence card with energy gaps at about 300 K (copper 0 eV, bands overlap; germanium 0.67 eV; silicon 1.1 eV; glass above about 5 eV) and resistivity values from Lesson 2. They rank materials by gap and by resistivity and record that the order matches: smaller gap, lower resistivity. Part B: Ms Achieng runs the Lesson 1 test circuit (3 V from two 1.5 V dry cells, 3 V torch bulb, crocodile clips) with the 1N4007 silicon diode forward-connected: the bulb lit. Then she warms the diode in a sealed bag in hand-hot water while students watch the bulb</w:t>
             </w:r>
-            <w:del w:id="9112" w:author="Claude (AI) - proposed" w:date="2026-10-15T08:04:46Z">
+            <w:del w:id="9112" w:author="Claude (AI) - proposed" w:date="2026-10-18T00:32:31Z">
               <w:r>
                 <w:rPr>
                   <w:rFonts w:ascii="Arial" w:cs="Arial" w:eastAsia="Arial" w:hAnsi="Arial"/>
@@ -10981,7 +10981,7 @@
                 <w:delText xml:space="preserve"> and observe a small change. Students record what they see</w:delText>
               </w:r>
             </w:del>
-            <w:ins w:id="9113" w:author="Claude (AI) - proposed" w:date="2026-10-15T08:04:46Z">
+            <w:ins w:id="9113" w:author="Claude (AI) - proposed" w:date="2026-10-18T00:32:31Z">
               <w:r>
                 <w:rPr>
                   <w:rFonts w:ascii="Arial" w:cs="Arial" w:eastAsia="Arial" w:hAnsi="Arial"/>
@@ -11009,7 +11009,7 @@
               </w:rPr>
               <w:t xml:space="preserve">. Part C: Groups analyse a temperature dataset for pure silicon</w:t>
             </w:r>
-            <w:del w:id="9114" w:author="Claude (AI) - proposed" w:date="2026-10-15T08:04:46Z">
+            <w:del w:id="9114" w:author="Claude (AI) - proposed" w:date="2026-10-18T00:32:31Z">
               <w:r>
                 <w:rPr>
                   <w:rFonts w:ascii="Arial" w:cs="Arial" w:eastAsia="Arial" w:hAnsi="Arial"/>
@@ -11024,7 +11024,7 @@
                 <w:delText xml:space="preserve">, showing resistivity falling as temperature rises,</w:delText>
               </w:r>
             </w:del>
-            <w:ins w:id="9115" w:author="Claude (AI) - proposed" w:date="2026-10-15T08:04:46Z">
+            <w:ins w:id="9115" w:author="Claude (AI) - proposed" w:date="2026-10-18T00:32:31Z">
               <w:r>
                 <w:rPr>
                   <w:rFonts w:ascii="Arial" w:cs="Arial" w:eastAsia="Arial" w:hAnsi="Arial"/>
@@ -11052,7 +11052,7 @@
               </w:rPr>
               <w:t xml:space="preserve"> and a copper dataset </w:t>
             </w:r>
-            <w:del w:id="9116" w:author="Claude (AI) - proposed" w:date="2026-10-15T08:04:46Z">
+            <w:del w:id="9116" w:author="Claude (AI) - proposed" w:date="2026-10-18T00:32:31Z">
               <w:r>
                 <w:rPr>
                   <w:rFonts w:ascii="Arial" w:cs="Arial" w:eastAsia="Arial" w:hAnsi="Arial"/>
@@ -11067,7 +11067,7 @@
                 <w:delText xml:space="preserve">showing resistance rising slightly with temperature</w:delText>
               </w:r>
             </w:del>
-            <w:ins w:id="9117" w:author="Claude (AI) - proposed" w:date="2026-10-15T08:04:46Z">
+            <w:ins w:id="9117" w:author="Claude (AI) - proposed" w:date="2026-10-18T00:32:31Z">
               <w:r>
                 <w:rPr>
                   <w:rFonts w:ascii="Arial" w:cs="Arial" w:eastAsia="Arial" w:hAnsi="Arial"/>
@@ -11128,7 +11128,7 @@
               </w:rPr>
               <w:t xml:space="preserve">Distribute the evidence cards and circuit materials. Say: 'Wanjiku and Kamau are asking: what do the numbers tell us about why silicon is in between?' Circulate and ask: 'Which has the smaller gap, silicon or germanium? Which has the lower resistivity? What pattern do you see?' For Part B, demonstrate with the supply at 3 V only and remind: 'Warm water only, hand-hot, dry clips.' State the safe circuit rules. Ask: 'What do you notice about the bulb?' WAIT TIME 10-15 seconds before taking answers. Be honest that a torch bulb is a crude detector and a </w:t>
             </w:r>
-            <w:del w:id="9118" w:author="Claude (AI) - proposed" w:date="2026-10-15T08:04:46Z">
+            <w:del w:id="9118" w:author="Claude (AI) - proposed" w:date="2026-10-18T00:32:31Z">
               <w:r>
                 <w:rPr>
                   <w:rFonts w:ascii="Arial" w:cs="Arial" w:eastAsia="Arial" w:hAnsi="Arial"/>
@@ -11143,7 +11143,7 @@
                 <w:delText xml:space="preserve">small change may be hard to see</w:delText>
               </w:r>
             </w:del>
-            <w:ins w:id="9119" w:author="Claude (AI) - proposed" w:date="2026-10-15T08:04:46Z">
+            <w:ins w:id="9119" w:author="Claude (AI) - proposed" w:date="2026-10-18T00:32:31Z">
               <w:r>
                 <w:rPr>
                   <w:rFonts w:ascii="Arial" w:cs="Arial" w:eastAsia="Arial" w:hAnsi="Arial"/>
@@ -11171,7 +11171,7 @@
               </w:rPr>
               <w:t xml:space="preserve">; say: 'A bulb is not sensitive, so we use the dataset to see the trend clearly.</w:t>
             </w:r>
-            <w:ins w:id="9120" w:author="Claude (AI) - proposed" w:date="2026-10-15T08:04:46Z">
+            <w:ins w:id="9120" w:author="Claude (AI) - proposed" w:date="2026-10-18T00:32:31Z">
               <w:r>
                 <w:rPr>
                   <w:rFonts w:ascii="Arial" w:cs="Arial" w:eastAsia="Arial" w:hAnsi="Arial"/>
@@ -11338,7 +11338,7 @@
               <w:spacing w:after="10" w:before="0"/>
               <w:ind w:left="120"/>
             </w:pPr>
-            <w:hyperlink w:history="1" r:id="rIdsxeb9bz_k0rvkrphozmwm">
+            <w:hyperlink w:history="1" r:id="rIdf2ihuu0hkz5_egovjigll">
               <w:r>
                 <w:rPr>
                   <w:rFonts w:ascii="Arial" w:cs="Arial" w:eastAsia="Arial" w:hAnsi="Arial"/>
@@ -11415,7 +11415,7 @@
               <w:spacing w:after="10" w:before="0"/>
               <w:ind w:left="120"/>
             </w:pPr>
-            <w:hyperlink w:history="1" r:id="rIdzupgvdnxp69d4gvxn_ofi">
+            <w:hyperlink w:history="1" r:id="rIdhhx39evfw6oaqoq4_7fyr">
               <w:r>
                 <w:rPr>
                   <w:rFonts w:ascii="Arial" w:cs="Arial" w:eastAsia="Arial" w:hAnsi="Arial"/>
@@ -11647,7 +11647,7 @@
               <w:spacing w:after="10" w:before="0"/>
               <w:ind w:left="120"/>
             </w:pPr>
-            <w:hyperlink w:history="1" r:id="rIdbojjvkrjwj1tq13qgyxsj">
+            <w:hyperlink w:history="1" r:id="rId8w27znhamw04fzp8gfh4k">
               <w:r>
                 <w:rPr>
                   <w:rFonts w:ascii="Arial" w:cs="Arial" w:eastAsia="Arial" w:hAnsi="Arial"/>
@@ -11724,7 +11724,7 @@
               <w:spacing w:after="10" w:before="0"/>
               <w:ind w:left="120"/>
             </w:pPr>
-            <w:hyperlink w:history="1" r:id="rIddkam1v0mfzd6sp2sdvure">
+            <w:hyperlink w:history="1" r:id="rIdynhcamx1dluwru76hx9i5">
               <w:r>
                 <w:rPr>
                   <w:rFonts w:ascii="Arial" w:cs="Arial" w:eastAsia="Arial" w:hAnsi="Arial"/>
@@ -11956,7 +11956,7 @@
               <w:spacing w:after="10" w:before="0"/>
               <w:ind w:left="120"/>
             </w:pPr>
-            <w:hyperlink w:history="1" r:id="rIdituchgurtwj_ajg8vwqpp">
+            <w:hyperlink w:history="1" r:id="rIdlnzbaqkksptjfjnlvd9fk">
               <w:r>
                 <w:rPr>
                   <w:rFonts w:ascii="Arial" w:cs="Arial" w:eastAsia="Arial" w:hAnsi="Arial"/>
@@ -12033,7 +12033,7 @@
               <w:spacing w:after="10" w:before="0"/>
               <w:ind w:left="120"/>
             </w:pPr>
-            <w:hyperlink w:history="1" r:id="rIdx1qgjnrmrevhgrcio6tjm">
+            <w:hyperlink w:history="1" r:id="rIdfdxg2uj9wmijqczy8lm7j">
               <w:r>
                 <w:rPr>
                   <w:rFonts w:ascii="Arial" w:cs="Arial" w:eastAsia="Arial" w:hAnsi="Arial"/>
@@ -12093,7 +12093,7 @@
               </w:rPr>
               <w:t xml:space="preserve">Students revise the class model of electrons</w:t>
             </w:r>
-            <w:del w:id="9121" w:author="Claude (AI) - proposed" w:date="2026-10-15T08:04:46Z">
+            <w:del w:id="9121" w:author="Claude (AI) - proposed" w:date="2026-10-18T00:32:31Z">
               <w:r>
                 <w:rPr>
                   <w:rFonts w:ascii="Arial" w:cs="Arial" w:eastAsia="Arial" w:hAnsi="Arial"/>
@@ -12108,7 +12108,7 @@
                 <w:delText xml:space="preserve">, atoms and energy bands</w:delText>
               </w:r>
             </w:del>
-            <w:ins w:id="9122" w:author="Claude (AI) - proposed" w:date="2026-10-15T08:04:46Z">
+            <w:ins w:id="9122" w:author="Claude (AI) - proposed" w:date="2026-10-18T00:32:31Z">
               <w:r>
                 <w:rPr>
                   <w:rFonts w:ascii="Arial" w:cs="Arial" w:eastAsia="Arial" w:hAnsi="Arial"/>
@@ -12136,7 +12136,7 @@
               </w:rPr>
               <w:t xml:space="preserve"> made in Lesson 1</w:t>
             </w:r>
-            <w:ins w:id="9123" w:author="Claude (AI) - proposed" w:date="2026-10-15T08:04:46Z">
+            <w:ins w:id="9123" w:author="Claude (AI) - proposed" w:date="2026-10-18T00:32:31Z">
               <w:r>
                 <w:rPr>
                   <w:rFonts w:ascii="Arial" w:cs="Arial" w:eastAsia="Arial" w:hAnsi="Arial"/>
@@ -12644,7 +12644,7 @@
         </w:rPr>
         <w:t xml:space="preserve">© 2026 SeaVuria and ARES. Aligned with KICD objectives. Developed by SeaVuria; technical implementation by ARES (with AI assistance from Claude). Licensed under </w:t>
       </w:r>
-      <w:hyperlink w:history="1" r:id="rIdgqnqvxqqnrrflsqpoy0o_">
+      <w:hyperlink w:history="1" r:id="rIdd7am0pyytapxbusywe6pp">
         <w:r>
           <w:rPr>
             <w:rFonts w:ascii="Arial" w:cs="Arial" w:eastAsia="Arial" w:hAnsi="Arial"/>
@@ -12665,7 +12665,7 @@
         </w:rPr>
         <w:t xml:space="preserve"> (</w:t>
       </w:r>
-      <w:hyperlink w:history="1" r:id="rIdh2avlbyoxmiqt3w_ju4zq">
+      <w:hyperlink w:history="1" r:id="rIdtp9upgwt0jowrodzcht4e">
         <w:r>
           <w:rPr>
             <w:rFonts w:ascii="Arial" w:cs="Arial" w:eastAsia="Arial" w:hAnsi="Arial"/>
@@ -12742,7 +12742,7 @@
               </w:rPr>
               <w:t xml:space="preserve">LESSON 4 (</w:t>
             </w:r>
-            <w:del w:id="9124" w:author="Claude (AI) - proposed" w:date="2026-10-15T08:04:46Z">
+            <w:del w:id="9124" w:author="Claude (AI) - proposed" w:date="2026-10-18T00:32:31Z">
               <w:r>
                 <w:rPr>
                   <w:rFonts w:ascii="Arial" w:cs="Arial" w:eastAsia="Arial" w:hAnsi="Arial"/>
@@ -12757,7 +12757,7 @@
                 <w:delText xml:space="preserve">40 minutes (double period of 80 minutes recommended if the model-building phase is extended)</w:delText>
               </w:r>
             </w:del>
-            <w:ins w:id="9125" w:author="Claude (AI) - proposed" w:date="2026-10-15T08:04:46Z">
+            <w:ins w:id="9125" w:author="Claude (AI) - proposed" w:date="2026-10-18T00:32:31Z">
               <w:r>
                 <w:rPr>
                   <w:rFonts w:ascii="Arial" w:cs="Arial" w:eastAsia="Arial" w:hAnsi="Arial"/>
@@ -13216,10 +13216,10 @@
               <w:spacing w:after="40" w:before="0"/>
               <w:jc w:val="left"/>
               <w:rPr>
-                <w:ins w:id="9127" w:author="Claude (AI) - proposed" w:date="2026-10-15T08:04:46Z"/>
-              </w:rPr>
-            </w:pPr>
-            <w:ins w:id="9126" w:author="Claude (AI) - proposed" w:date="2026-10-15T08:04:46Z">
+                <w:ins w:id="9127" w:author="Claude (AI) - proposed" w:date="2026-10-18T00:32:31Z"/>
+              </w:rPr>
+            </w:pPr>
+            <w:ins w:id="9126" w:author="Claude (AI) - proposed" w:date="2026-10-18T00:32:31Z">
               <w:r>
                 <w:rPr>
                   <w:rFonts w:ascii="Arial" w:cs="Arial" w:eastAsia="Arial" w:hAnsi="Arial"/>
@@ -13241,10 +13241,10 @@
               <w:spacing w:after="40" w:before="0"/>
               <w:jc w:val="left"/>
               <w:rPr>
-                <w:del w:id="9129" w:author="Claude (AI) - proposed" w:date="2026-10-15T08:04:46Z"/>
-              </w:rPr>
-            </w:pPr>
-            <w:del w:id="9128" w:author="Claude (AI) - proposed" w:date="2026-10-15T08:04:46Z">
+                <w:del w:id="9129" w:author="Claude (AI) - proposed" w:date="2026-10-18T00:32:31Z"/>
+              </w:rPr>
+            </w:pPr>
+            <w:del w:id="9128" w:author="Claude (AI) - proposed" w:date="2026-10-18T00:32:31Z">
               <w:r>
                 <w:rPr>
                   <w:rFonts w:ascii="Arial" w:cs="Arial" w:eastAsia="Arial" w:hAnsi="Arial"/>
@@ -13778,7 +13778,7 @@
             <w:pPr>
               <w:spacing w:after="20" w:before="0"/>
             </w:pPr>
-            <w:hyperlink w:history="1" r:id="rId3unbmjbyvwqfa5v77aovw">
+            <w:hyperlink w:history="1" r:id="rIdrihulvvrbvsqr7unynq8u">
               <w:r>
                 <w:rPr>
                   <w:rFonts w:ascii="Arial" w:cs="Arial" w:eastAsia="Arial" w:hAnsi="Arial"/>
@@ -13811,7 +13811,7 @@
               <w:spacing w:after="10" w:before="0"/>
               <w:ind w:left="120"/>
             </w:pPr>
-            <w:hyperlink w:history="1" r:id="rIdizfdocpcbrzngc5-ay1b2">
+            <w:hyperlink w:history="1" r:id="rIdme1qt3mnfpgib8qkcnce_">
               <w:r>
                 <w:rPr>
                   <w:rFonts w:ascii="Arial" w:cs="Arial" w:eastAsia="Arial" w:hAnsi="Arial"/>
@@ -13856,7 +13856,7 @@
             <w:pPr>
               <w:spacing w:after="20" w:before="0"/>
             </w:pPr>
-            <w:hyperlink w:history="1" r:id="rId_1bilnqbzenxc17hf05ci">
+            <w:hyperlink w:history="1" r:id="rIdi9js4vogpcw8wfqtmgxga">
               <w:r>
                 <w:rPr>
                   <w:rFonts w:ascii="Arial" w:cs="Arial" w:eastAsia="Arial" w:hAnsi="Arial"/>
@@ -13889,7 +13889,7 @@
               <w:spacing w:after="10" w:before="0"/>
               <w:ind w:left="120"/>
             </w:pPr>
-            <w:hyperlink w:history="1" r:id="rIdj8k7wo5jbvkolruwjwf5s">
+            <w:hyperlink w:history="1" r:id="rId-okodolelpdsmg6btdoqe">
               <w:r>
                 <w:rPr>
                   <w:rFonts w:ascii="Arial" w:cs="Arial" w:eastAsia="Arial" w:hAnsi="Arial"/>
@@ -14089,7 +14089,7 @@
             <w:pPr>
               <w:spacing w:after="20" w:before="0"/>
             </w:pPr>
-            <w:hyperlink w:history="1" r:id="rIdp0m7e8_zltmzvplr8qv7a">
+            <w:hyperlink w:history="1" r:id="rId7j9jgk-abp0vqnfhz0q9m">
               <w:r>
                 <w:rPr>
                   <w:rFonts w:ascii="Arial" w:cs="Arial" w:eastAsia="Arial" w:hAnsi="Arial"/>
@@ -14122,7 +14122,7 @@
               <w:spacing w:after="10" w:before="0"/>
               <w:ind w:left="120"/>
             </w:pPr>
-            <w:hyperlink w:history="1" r:id="rIdpfxuohlwx6w3glfvy3uyw">
+            <w:hyperlink w:history="1" r:id="rIdlwkdrrtocto1zrif5_avk">
               <w:r>
                 <w:rPr>
                   <w:rFonts w:ascii="Arial" w:cs="Arial" w:eastAsia="Arial" w:hAnsi="Arial"/>
@@ -14167,7 +14167,7 @@
             <w:pPr>
               <w:spacing w:after="20" w:before="0"/>
             </w:pPr>
-            <w:hyperlink w:history="1" r:id="rIdekgvnztufccyd8gsxkrfi">
+            <w:hyperlink w:history="1" r:id="rIdxn2art0fax8wmog2ywj6j">
               <w:r>
                 <w:rPr>
                   <w:rFonts w:ascii="Arial" w:cs="Arial" w:eastAsia="Arial" w:hAnsi="Arial"/>
@@ -14200,7 +14200,7 @@
               <w:spacing w:after="10" w:before="0"/>
               <w:ind w:left="120"/>
             </w:pPr>
-            <w:hyperlink w:history="1" r:id="rIdcpq0tog8zcb_z7boksqzm">
+            <w:hyperlink w:history="1" r:id="rIdsmznj4ni4atrnnfh84g37">
               <w:r>
                 <w:rPr>
                   <w:rFonts w:ascii="Arial" w:cs="Arial" w:eastAsia="Arial" w:hAnsi="Arial"/>
@@ -14400,7 +14400,7 @@
             <w:pPr>
               <w:spacing w:after="20" w:before="0"/>
             </w:pPr>
-            <w:hyperlink w:history="1" r:id="rIdixno5feen9dlxajzk3utu">
+            <w:hyperlink w:history="1" r:id="rIdihlxqu6ds66sff0d_wkz5">
               <w:r>
                 <w:rPr>
                   <w:rFonts w:ascii="Arial" w:cs="Arial" w:eastAsia="Arial" w:hAnsi="Arial"/>
@@ -14433,7 +14433,7 @@
               <w:spacing w:after="10" w:before="0"/>
               <w:ind w:left="120"/>
             </w:pPr>
-            <w:hyperlink w:history="1" r:id="rIdhiy7ndjkvnurx2oyjwmks">
+            <w:hyperlink w:history="1" r:id="rId8hqv3vneo9sz0bqgk3tml">
               <w:r>
                 <w:rPr>
                   <w:rFonts w:ascii="Arial" w:cs="Arial" w:eastAsia="Arial" w:hAnsi="Arial"/>
@@ -14478,7 +14478,7 @@
             <w:pPr>
               <w:spacing w:after="20" w:before="0"/>
             </w:pPr>
-            <w:hyperlink w:history="1" r:id="rIdaasweofwp93uaqx8nmazg">
+            <w:hyperlink w:history="1" r:id="rIda2lfgttr7mgqcacscckpo">
               <w:r>
                 <w:rPr>
                   <w:rFonts w:ascii="Arial" w:cs="Arial" w:eastAsia="Arial" w:hAnsi="Arial"/>
@@ -14511,7 +14511,7 @@
               <w:spacing w:after="10" w:before="0"/>
               <w:ind w:left="120"/>
             </w:pPr>
-            <w:hyperlink w:history="1" r:id="rIdqd96abdpsgjgh8xhbvccs">
+            <w:hyperlink w:history="1" r:id="rIdw99nxaygbwsri133l2yql">
               <w:r>
                 <w:rPr>
                   <w:rFonts w:ascii="Arial" w:cs="Arial" w:eastAsia="Arial" w:hAnsi="Arial"/>
@@ -14711,7 +14711,7 @@
             <w:pPr>
               <w:spacing w:after="20" w:before="0"/>
             </w:pPr>
-            <w:hyperlink w:history="1" r:id="rId6jlr1dadflrqtfblxwnyj">
+            <w:hyperlink w:history="1" r:id="rIde7m2cs3z4gle9spqvdzly">
               <w:r>
                 <w:rPr>
                   <w:rFonts w:ascii="Arial" w:cs="Arial" w:eastAsia="Arial" w:hAnsi="Arial"/>
@@ -14744,7 +14744,7 @@
               <w:spacing w:after="10" w:before="0"/>
               <w:ind w:left="120"/>
             </w:pPr>
-            <w:hyperlink w:history="1" r:id="rIdtp1gs4keeuanmtbcn_8v7">
+            <w:hyperlink w:history="1" r:id="rIdu69gu9fcg1i3wctmhun9m">
               <w:r>
                 <w:rPr>
                   <w:rFonts w:ascii="Arial" w:cs="Arial" w:eastAsia="Arial" w:hAnsi="Arial"/>
@@ -14789,7 +14789,7 @@
             <w:pPr>
               <w:spacing w:after="20" w:before="0"/>
             </w:pPr>
-            <w:hyperlink w:history="1" r:id="rIdjyq36ji2wpk_tgssk6jup">
+            <w:hyperlink w:history="1" r:id="rIdju8tm9fi4djfsdt8b3ye2">
               <w:r>
                 <w:rPr>
                   <w:rFonts w:ascii="Arial" w:cs="Arial" w:eastAsia="Arial" w:hAnsi="Arial"/>
@@ -14822,7 +14822,7 @@
               <w:spacing w:after="10" w:before="0"/>
               <w:ind w:left="120"/>
             </w:pPr>
-            <w:hyperlink w:history="1" r:id="rId8v38jcc133eyscgb4vikr">
+            <w:hyperlink w:history="1" r:id="rIdv4mnse7ggmec4vp7dnvfs">
               <w:r>
                 <w:rPr>
                   <w:rFonts w:ascii="Arial" w:cs="Arial" w:eastAsia="Arial" w:hAnsi="Arial"/>
@@ -15022,7 +15022,7 @@
             <w:pPr>
               <w:spacing w:after="20" w:before="0"/>
             </w:pPr>
-            <w:hyperlink w:history="1" r:id="rId18x1_rpbwdut4jf4y64r_">
+            <w:hyperlink w:history="1" r:id="rId2jm_-wvuahwzcpq0wafqe">
               <w:r>
                 <w:rPr>
                   <w:rFonts w:ascii="Arial" w:cs="Arial" w:eastAsia="Arial" w:hAnsi="Arial"/>
@@ -15055,7 +15055,7 @@
               <w:spacing w:after="10" w:before="0"/>
               <w:ind w:left="120"/>
             </w:pPr>
-            <w:hyperlink w:history="1" r:id="rIdaj91hfptmn1j272ti5alm">
+            <w:hyperlink w:history="1" r:id="rIdhcfieefhlwbxyukxjm8kv">
               <w:r>
                 <w:rPr>
                   <w:rFonts w:ascii="Arial" w:cs="Arial" w:eastAsia="Arial" w:hAnsi="Arial"/>
@@ -15100,7 +15100,7 @@
             <w:pPr>
               <w:spacing w:after="20" w:before="0"/>
             </w:pPr>
-            <w:hyperlink w:history="1" r:id="rIdkparez-mzhm_vwu5esivx">
+            <w:hyperlink w:history="1" r:id="rId5f7gs97uusndt3sz3urke">
               <w:r>
                 <w:rPr>
                   <w:rFonts w:ascii="Arial" w:cs="Arial" w:eastAsia="Arial" w:hAnsi="Arial"/>
@@ -15133,7 +15133,7 @@
               <w:spacing w:after="10" w:before="0"/>
               <w:ind w:left="120"/>
             </w:pPr>
-            <w:hyperlink w:history="1" r:id="rIdeaqtxhnhph6a-dxyzvkhb">
+            <w:hyperlink w:history="1" r:id="rIdcr5q5sjvwm_d4oxr4zzsn">
               <w:r>
                 <w:rPr>
                   <w:rFonts w:ascii="Arial" w:cs="Arial" w:eastAsia="Arial" w:hAnsi="Arial"/>
@@ -15658,7 +15658,7 @@
         </w:rPr>
         <w:t xml:space="preserve">© 2026 SeaVuria and ARES. Aligned with KICD objectives. Developed by SeaVuria; technical implementation by ARES (with AI assistance from Claude). Licensed under </w:t>
       </w:r>
-      <w:hyperlink w:history="1" r:id="rId6lxud1cbaeddcy1rvgguj">
+      <w:hyperlink w:history="1" r:id="rIdyxtwz1s-0f4o9uiko1tp5">
         <w:r>
           <w:rPr>
             <w:rFonts w:ascii="Arial" w:cs="Arial" w:eastAsia="Arial" w:hAnsi="Arial"/>
@@ -15679,7 +15679,7 @@
         </w:rPr>
         <w:t xml:space="preserve"> (</w:t>
       </w:r>
-      <w:hyperlink w:history="1" r:id="rIdxsqc6u2sqyq_-0qaqunf2">
+      <w:hyperlink w:history="1" r:id="rIdcdctiu71ket7isd5hm1e8">
         <w:r>
           <w:rPr>
             <w:rFonts w:ascii="Arial" w:cs="Arial" w:eastAsia="Arial" w:hAnsi="Arial"/>
@@ -15756,7 +15756,7 @@
               </w:rPr>
               <w:t xml:space="preserve">LESSON 5 (</w:t>
             </w:r>
-            <w:del w:id="9130" w:author="Claude (AI) - proposed" w:date="2026-10-15T08:04:46Z">
+            <w:del w:id="9130" w:author="Claude (AI) - proposed" w:date="2026-10-18T00:32:31Z">
               <w:r>
                 <w:rPr>
                   <w:rFonts w:ascii="Arial" w:cs="Arial" w:eastAsia="Arial" w:hAnsi="Arial"/>
@@ -15771,7 +15771,7 @@
                 <w:delText xml:space="preserve">40 minutes (one lesson; double period of 80 minutes if only one computer or tablet is available per group of 4)</w:delText>
               </w:r>
             </w:del>
-            <w:ins w:id="9131" w:author="Claude (AI) - proposed" w:date="2026-10-15T08:04:46Z">
+            <w:ins w:id="9131" w:author="Claude (AI) - proposed" w:date="2026-10-18T00:32:31Z">
               <w:r>
                 <w:rPr>
                   <w:rFonts w:ascii="Arial" w:cs="Arial" w:eastAsia="Arial" w:hAnsi="Arial"/>
@@ -16243,7 +16243,7 @@
               </w:rPr>
               <w:t xml:space="preserve">1. How </w:t>
             </w:r>
-            <w:del w:id="9132" w:author="Claude (AI) - proposed" w:date="2026-10-15T08:04:46Z">
+            <w:del w:id="9132" w:author="Claude (AI) - proposed" w:date="2026-10-18T00:32:31Z">
               <w:r>
                 <w:rPr>
                   <w:rFonts w:ascii="Arial" w:cs="Arial" w:eastAsia="Arial" w:hAnsi="Arial"/>
@@ -16258,7 +16258,7 @@
                 <w:delText xml:space="preserve">do semiconductors and superconductors differ from ordinary conductors and insulators</w:delText>
               </w:r>
             </w:del>
-            <w:ins w:id="9133" w:author="Claude (AI) - proposed" w:date="2026-10-15T08:04:46Z">
+            <w:ins w:id="9133" w:author="Claude (AI) - proposed" w:date="2026-10-18T00:32:31Z">
               <w:r>
                 <w:rPr>
                   <w:rFonts w:ascii="Arial" w:cs="Arial" w:eastAsia="Arial" w:hAnsi="Arial"/>
@@ -16286,7 +16286,7 @@
               </w:rPr>
               <w:t xml:space="preserve">? 2. </w:t>
             </w:r>
-            <w:del w:id="9134" w:author="Claude (AI) - proposed" w:date="2026-10-15T08:04:46Z">
+            <w:del w:id="9134" w:author="Claude (AI) - proposed" w:date="2026-10-18T00:32:31Z">
               <w:r>
                 <w:rPr>
                   <w:rFonts w:ascii="Arial" w:cs="Arial" w:eastAsia="Arial" w:hAnsi="Arial"/>
@@ -16301,7 +16301,7 @@
                 <w:delText xml:space="preserve">How is electronics applied</w:delText>
               </w:r>
             </w:del>
-            <w:ins w:id="9135" w:author="Claude (AI) - proposed" w:date="2026-10-15T08:04:46Z">
+            <w:ins w:id="9135" w:author="Claude (AI) - proposed" w:date="2026-10-18T00:32:31Z">
               <w:r>
                 <w:rPr>
                   <w:rFonts w:ascii="Arial" w:cs="Arial" w:eastAsia="Arial" w:hAnsi="Arial"/>
@@ -16329,7 +16329,7 @@
               </w:rPr>
               <w:t xml:space="preserve"> in day-to-day life? (This lesson focuses on question 1</w:t>
             </w:r>
-            <w:del w:id="9136" w:author="Claude (AI) - proposed" w:date="2026-10-15T08:04:46Z">
+            <w:del w:id="9136" w:author="Claude (AI) - proposed" w:date="2026-10-18T00:32:31Z">
               <w:r>
                 <w:rPr>
                   <w:rFonts w:ascii="Arial" w:cs="Arial" w:eastAsia="Arial" w:hAnsi="Arial"/>
@@ -16344,7 +16344,7 @@
                 <w:delText xml:space="preserve"> for conductors, insulators and semiconductors, and uses digital evidence to test</w:delText>
               </w:r>
             </w:del>
-            <w:ins w:id="9137" w:author="Claude (AI) - proposed" w:date="2026-10-15T08:04:46Z">
+            <w:ins w:id="9137" w:author="Claude (AI) - proposed" w:date="2026-10-18T00:32:31Z">
               <w:r>
                 <w:rPr>
                   <w:rFonts w:ascii="Arial" w:cs="Arial" w:eastAsia="Arial" w:hAnsi="Arial"/>
@@ -16891,7 +16891,7 @@
             <w:pPr>
               <w:spacing w:after="20" w:before="0"/>
             </w:pPr>
-            <w:hyperlink w:history="1" r:id="rId2abrpzkvknegeot6lgkum">
+            <w:hyperlink w:history="1" r:id="rIdasgvuxlvf71kklpaokpvp">
               <w:r>
                 <w:rPr>
                   <w:rFonts w:ascii="Arial" w:cs="Arial" w:eastAsia="Arial" w:hAnsi="Arial"/>
@@ -16924,7 +16924,7 @@
               <w:spacing w:after="10" w:before="0"/>
               <w:ind w:left="120"/>
             </w:pPr>
-            <w:hyperlink w:history="1" r:id="rIdq23f8trh9ws1mgyu3zcbw">
+            <w:hyperlink w:history="1" r:id="rIdkfvuubv6pgogomuggt1dq">
               <w:r>
                 <w:rPr>
                   <w:rFonts w:ascii="Arial" w:cs="Arial" w:eastAsia="Arial" w:hAnsi="Arial"/>
@@ -16969,7 +16969,7 @@
             <w:pPr>
               <w:spacing w:after="20" w:before="0"/>
             </w:pPr>
-            <w:hyperlink w:history="1" r:id="rIdg6bunas6ghrqmwujsraks">
+            <w:hyperlink w:history="1" r:id="rId24i-9abyjlch1dyvpnzut">
               <w:r>
                 <w:rPr>
                   <w:rFonts w:ascii="Arial" w:cs="Arial" w:eastAsia="Arial" w:hAnsi="Arial"/>
@@ -17018,7 +17018,7 @@
               <w:spacing w:after="10" w:before="0"/>
               <w:ind w:left="120"/>
             </w:pPr>
-            <w:hyperlink w:history="1" r:id="rIdazoaabjavatyjx8yl5pjf">
+            <w:hyperlink w:history="1" r:id="rIdffvp3o2cdvot_kkzxkmfo">
               <w:r>
                 <w:rPr>
                   <w:rFonts w:ascii="Arial" w:cs="Arial" w:eastAsia="Arial" w:hAnsi="Arial"/>
@@ -17218,7 +17218,7 @@
             <w:pPr>
               <w:spacing w:after="20" w:before="0"/>
             </w:pPr>
-            <w:hyperlink w:history="1" r:id="rIdozkmhc10ztwjthahch9nj">
+            <w:hyperlink w:history="1" r:id="rIdeflo85h2x-yxthrsju_oh">
               <w:r>
                 <w:rPr>
                   <w:rFonts w:ascii="Arial" w:cs="Arial" w:eastAsia="Arial" w:hAnsi="Arial"/>
@@ -17251,7 +17251,7 @@
               <w:spacing w:after="10" w:before="0"/>
               <w:ind w:left="120"/>
             </w:pPr>
-            <w:hyperlink w:history="1" r:id="rId6-6d05pfqvo3hc9ov7mda">
+            <w:hyperlink w:history="1" r:id="rIdmavkuxn4e1r3i3es6j0-q">
               <w:r>
                 <w:rPr>
                   <w:rFonts w:ascii="Arial" w:cs="Arial" w:eastAsia="Arial" w:hAnsi="Arial"/>
@@ -17296,7 +17296,7 @@
             <w:pPr>
               <w:spacing w:after="20" w:before="0"/>
             </w:pPr>
-            <w:hyperlink w:history="1" r:id="rId1eeet3preedy8eovw7soy">
+            <w:hyperlink w:history="1" r:id="rIdal0kvtf-lcuyfhkg1qx_s">
               <w:r>
                 <w:rPr>
                   <w:rFonts w:ascii="Arial" w:cs="Arial" w:eastAsia="Arial" w:hAnsi="Arial"/>
@@ -17345,7 +17345,7 @@
               <w:spacing w:after="10" w:before="0"/>
               <w:ind w:left="120"/>
             </w:pPr>
-            <w:hyperlink w:history="1" r:id="rIdbd4jnpsiznmu1pfwu6o0z">
+            <w:hyperlink w:history="1" r:id="rIdh7ql4tkxythbghobc21zx">
               <w:r>
                 <w:rPr>
                   <w:rFonts w:ascii="Arial" w:cs="Arial" w:eastAsia="Arial" w:hAnsi="Arial"/>
@@ -17545,7 +17545,7 @@
             <w:pPr>
               <w:spacing w:after="20" w:before="0"/>
             </w:pPr>
-            <w:hyperlink w:history="1" r:id="rIdmftlbf0degb-sq6pwbtca">
+            <w:hyperlink w:history="1" r:id="rId9s-pgnhvey4wtw-dfzpk0">
               <w:r>
                 <w:rPr>
                   <w:rFonts w:ascii="Arial" w:cs="Arial" w:eastAsia="Arial" w:hAnsi="Arial"/>
@@ -17578,7 +17578,7 @@
               <w:spacing w:after="10" w:before="0"/>
               <w:ind w:left="120"/>
             </w:pPr>
-            <w:hyperlink w:history="1" r:id="rIdn-zr8b_rfz6oh_mqxpbwt">
+            <w:hyperlink w:history="1" r:id="rIdflkmh_7ljasyrwjxexuzc">
               <w:r>
                 <w:rPr>
                   <w:rFonts w:ascii="Arial" w:cs="Arial" w:eastAsia="Arial" w:hAnsi="Arial"/>
@@ -17623,7 +17623,7 @@
             <w:pPr>
               <w:spacing w:after="20" w:before="0"/>
             </w:pPr>
-            <w:hyperlink w:history="1" r:id="rIdirrqvtsrpabswewg0l1-1">
+            <w:hyperlink w:history="1" r:id="rIdm8qyvswjxpcomggspq2g0">
               <w:r>
                 <w:rPr>
                   <w:rFonts w:ascii="Arial" w:cs="Arial" w:eastAsia="Arial" w:hAnsi="Arial"/>
@@ -17672,7 +17672,7 @@
               <w:spacing w:after="10" w:before="0"/>
               <w:ind w:left="120"/>
             </w:pPr>
-            <w:hyperlink w:history="1" r:id="rIdodeiq_ay9pl4grgon88os">
+            <w:hyperlink w:history="1" r:id="rId5c73g1xuomoa98qmkvw82">
               <w:r>
                 <w:rPr>
                   <w:rFonts w:ascii="Arial" w:cs="Arial" w:eastAsia="Arial" w:hAnsi="Arial"/>
@@ -17872,7 +17872,7 @@
             <w:pPr>
               <w:spacing w:after="20" w:before="0"/>
             </w:pPr>
-            <w:hyperlink w:history="1" r:id="rId_juzd8-iuhg1-6kqek5kx">
+            <w:hyperlink w:history="1" r:id="rId5unvso_aczgblf_o37ryo">
               <w:r>
                 <w:rPr>
                   <w:rFonts w:ascii="Arial" w:cs="Arial" w:eastAsia="Arial" w:hAnsi="Arial"/>
@@ -17905,7 +17905,7 @@
               <w:spacing w:after="10" w:before="0"/>
               <w:ind w:left="120"/>
             </w:pPr>
-            <w:hyperlink w:history="1" r:id="rIdyopiqa3e30g8tzjrj4b5_">
+            <w:hyperlink w:history="1" r:id="rIdffiips5qeatkbrqnbcwen">
               <w:r>
                 <w:rPr>
                   <w:rFonts w:ascii="Arial" w:cs="Arial" w:eastAsia="Arial" w:hAnsi="Arial"/>
@@ -17950,7 +17950,7 @@
             <w:pPr>
               <w:spacing w:after="20" w:before="0"/>
             </w:pPr>
-            <w:hyperlink w:history="1" r:id="rIdi_i_zo3ow5linlazty36r">
+            <w:hyperlink w:history="1" r:id="rIdyk1qxlictl3r-xid8uv46">
               <w:r>
                 <w:rPr>
                   <w:rFonts w:ascii="Arial" w:cs="Arial" w:eastAsia="Arial" w:hAnsi="Arial"/>
@@ -17999,7 +17999,7 @@
               <w:spacing w:after="10" w:before="0"/>
               <w:ind w:left="120"/>
             </w:pPr>
-            <w:hyperlink w:history="1" r:id="rIdft9kxdftn8dbie0n9ku2z">
+            <w:hyperlink w:history="1" r:id="rIdbnxmqkr0az_dbt8_z6tql">
               <w:r>
                 <w:rPr>
                   <w:rFonts w:ascii="Arial" w:cs="Arial" w:eastAsia="Arial" w:hAnsi="Arial"/>
@@ -18199,7 +18199,7 @@
             <w:pPr>
               <w:spacing w:after="20" w:before="0"/>
             </w:pPr>
-            <w:hyperlink w:history="1" r:id="rIdfunaqsdkcownmwo2trhij">
+            <w:hyperlink w:history="1" r:id="rIdphemzdb-agik3jxw2moil">
               <w:r>
                 <w:rPr>
                   <w:rFonts w:ascii="Arial" w:cs="Arial" w:eastAsia="Arial" w:hAnsi="Arial"/>
@@ -18232,7 +18232,7 @@
               <w:spacing w:after="10" w:before="0"/>
               <w:ind w:left="120"/>
             </w:pPr>
-            <w:hyperlink w:history="1" r:id="rIdpv7fvrkwnzn3ebthm96yt">
+            <w:hyperlink w:history="1" r:id="rIdzbqbsseztgwnnix8ibbky">
               <w:r>
                 <w:rPr>
                   <w:rFonts w:ascii="Arial" w:cs="Arial" w:eastAsia="Arial" w:hAnsi="Arial"/>
@@ -18277,7 +18277,7 @@
             <w:pPr>
               <w:spacing w:after="20" w:before="0"/>
             </w:pPr>
-            <w:hyperlink w:history="1" r:id="rIdigkn7kojuglgnpu12y8po">
+            <w:hyperlink w:history="1" r:id="rIdikxwrvr8tb5seoe6zcq1l">
               <w:r>
                 <w:rPr>
                   <w:rFonts w:ascii="Arial" w:cs="Arial" w:eastAsia="Arial" w:hAnsi="Arial"/>
@@ -18326,7 +18326,7 @@
               <w:spacing w:after="10" w:before="0"/>
               <w:ind w:left="120"/>
             </w:pPr>
-            <w:hyperlink w:history="1" r:id="rIdg2x1tmt5s6a9vahyapupp">
+            <w:hyperlink w:history="1" r:id="rId9hgyd6ck6gka04poeflpj">
               <w:r>
                 <w:rPr>
                   <w:rFonts w:ascii="Arial" w:cs="Arial" w:eastAsia="Arial" w:hAnsi="Arial"/>
@@ -18682,10 +18682,10 @@
               <w:spacing w:after="40" w:before="0"/>
               <w:jc w:val="left"/>
               <w:rPr>
-                <w:ins w:id="9139" w:author="Claude (AI) - proposed" w:date="2026-10-15T08:04:46Z"/>
-              </w:rPr>
-            </w:pPr>
-            <w:ins w:id="9138" w:author="Claude (AI) - proposed" w:date="2026-10-15T08:04:46Z">
+                <w:ins w:id="9139" w:author="Claude (AI) - proposed" w:date="2026-10-18T00:32:31Z"/>
+              </w:rPr>
+            </w:pPr>
+            <w:ins w:id="9138" w:author="Claude (AI) - proposed" w:date="2026-10-18T00:32:31Z">
               <w:r>
                 <w:rPr>
                   <w:rFonts w:ascii="Arial" w:cs="Arial" w:eastAsia="Arial" w:hAnsi="Arial"/>
@@ -18707,10 +18707,10 @@
               <w:spacing w:after="40" w:before="0"/>
               <w:jc w:val="left"/>
               <w:rPr>
-                <w:del w:id="9141" w:author="Claude (AI) - proposed" w:date="2026-10-15T08:04:46Z"/>
-              </w:rPr>
-            </w:pPr>
-            <w:del w:id="9140" w:author="Claude (AI) - proposed" w:date="2026-10-15T08:04:46Z">
+                <w:del w:id="9141" w:author="Claude (AI) - proposed" w:date="2026-10-18T00:32:31Z"/>
+              </w:rPr>
+            </w:pPr>
+            <w:del w:id="9140" w:author="Claude (AI) - proposed" w:date="2026-10-18T00:32:31Z">
               <w:r>
                 <w:rPr>
                   <w:rFonts w:ascii="Arial" w:cs="Arial" w:eastAsia="Arial" w:hAnsi="Arial"/>
@@ -18780,10 +18780,10 @@
               <w:spacing w:after="40" w:before="0"/>
               <w:jc w:val="left"/>
               <w:rPr>
-                <w:ins w:id="9143" w:author="Claude (AI) - proposed" w:date="2026-10-15T08:04:46Z"/>
-              </w:rPr>
-            </w:pPr>
-            <w:ins w:id="9142" w:author="Claude (AI) - proposed" w:date="2026-10-15T08:04:46Z">
+                <w:ins w:id="9143" w:author="Claude (AI) - proposed" w:date="2026-10-18T00:32:31Z"/>
+              </w:rPr>
+            </w:pPr>
+            <w:ins w:id="9142" w:author="Claude (AI) - proposed" w:date="2026-10-18T00:32:31Z">
               <w:r>
                 <w:rPr>
                   <w:rFonts w:ascii="Arial" w:cs="Arial" w:eastAsia="Arial" w:hAnsi="Arial"/>
@@ -18805,10 +18805,10 @@
               <w:spacing w:after="40" w:before="0"/>
               <w:jc w:val="left"/>
               <w:rPr>
-                <w:del w:id="9145" w:author="Claude (AI) - proposed" w:date="2026-10-15T08:04:46Z"/>
-              </w:rPr>
-            </w:pPr>
-            <w:del w:id="9144" w:author="Claude (AI) - proposed" w:date="2026-10-15T08:04:46Z">
+                <w:del w:id="9145" w:author="Claude (AI) - proposed" w:date="2026-10-18T00:32:31Z"/>
+              </w:rPr>
+            </w:pPr>
+            <w:del w:id="9144" w:author="Claude (AI) - proposed" w:date="2026-10-18T00:32:31Z">
               <w:r>
                 <w:rPr>
                   <w:rFonts w:ascii="Arial" w:cs="Arial" w:eastAsia="Arial" w:hAnsi="Arial"/>
@@ -18878,7 +18878,7 @@
               <w:spacing w:after="40" w:before="0"/>
               <w:jc w:val="left"/>
             </w:pPr>
-            <w:del w:id="9146" w:author="Claude (AI) - proposed" w:date="2026-10-15T08:04:46Z">
+            <w:del w:id="9146" w:author="Claude (AI) - proposed" w:date="2026-10-18T00:32:31Z">
               <w:r>
                 <w:rPr>
                   <w:rFonts w:ascii="Arial" w:cs="Arial" w:eastAsia="Arial" w:hAnsi="Arial"/>
@@ -18893,7 +18893,7 @@
                 <w:delText xml:space="preserve">Using the evidence, explain why copper lights the bulb while glass, wood and plastic almost do not, why silicon sits in between and conducts more when warmer, and how phosphorus (n-type) and boron (p-type) change it. Link your answer to why Mr Otieno can safely hold PVC-covered copper cable.</w:delText>
               </w:r>
             </w:del>
-            <w:ins w:id="9147" w:author="Claude (AI) - proposed" w:date="2026-10-15T08:04:46Z">
+            <w:ins w:id="9147" w:author="Claude (AI) - proposed" w:date="2026-10-18T00:32:31Z">
               <w:r>
                 <w:rPr>
                   <w:rFonts w:ascii="Arial" w:cs="Arial" w:eastAsia="Arial" w:hAnsi="Arial"/>
@@ -18928,7 +18928,7 @@
         </w:rPr>
         <w:t xml:space="preserve">© 2026 SeaVuria and ARES. Aligned with KICD objectives. Developed by SeaVuria; technical implementation by ARES (with AI assistance from Claude). Licensed under </w:t>
       </w:r>
-      <w:hyperlink w:history="1" r:id="rIdlfqk8yebnn8uuj3u1rv0e">
+      <w:hyperlink w:history="1" r:id="rIdst4nmyou0hxeb-e6y76hs">
         <w:r>
           <w:rPr>
             <w:rFonts w:ascii="Arial" w:cs="Arial" w:eastAsia="Arial" w:hAnsi="Arial"/>
@@ -18949,7 +18949,7 @@
         </w:rPr>
         <w:t xml:space="preserve"> (</w:t>
       </w:r>
-      <w:hyperlink w:history="1" r:id="rIdmxatpy_brnj2jnbpndcff">
+      <w:hyperlink w:history="1" r:id="rIdyt74w2tbt3yog1fhf3m_g">
         <w:r>
           <w:rPr>
             <w:rFonts w:ascii="Arial" w:cs="Arial" w:eastAsia="Arial" w:hAnsi="Arial"/>
@@ -19457,10 +19457,10 @@
               <w:spacing w:after="40" w:before="0"/>
               <w:jc w:val="left"/>
               <w:rPr>
-                <w:ins w:id="9149" w:author="Claude (AI) - proposed" w:date="2026-10-15T08:04:46Z"/>
-              </w:rPr>
-            </w:pPr>
-            <w:ins w:id="9148" w:author="Claude (AI) - proposed" w:date="2026-10-15T08:04:46Z">
+                <w:ins w:id="9149" w:author="Claude (AI) - proposed" w:date="2026-10-18T00:32:31Z"/>
+              </w:rPr>
+            </w:pPr>
+            <w:ins w:id="9148" w:author="Claude (AI) - proposed" w:date="2026-10-18T00:32:31Z">
               <w:r>
                 <w:rPr>
                   <w:rFonts w:ascii="Arial" w:cs="Arial" w:eastAsia="Arial" w:hAnsi="Arial"/>
@@ -19482,10 +19482,10 @@
               <w:spacing w:after="40" w:before="0"/>
               <w:jc w:val="left"/>
               <w:rPr>
-                <w:del w:id="9151" w:author="Claude (AI) - proposed" w:date="2026-10-15T08:04:46Z"/>
-              </w:rPr>
-            </w:pPr>
-            <w:del w:id="9150" w:author="Claude (AI) - proposed" w:date="2026-10-15T08:04:46Z">
+                <w:del w:id="9151" w:author="Claude (AI) - proposed" w:date="2026-10-18T00:32:31Z"/>
+              </w:rPr>
+            </w:pPr>
+            <w:del w:id="9150" w:author="Claude (AI) - proposed" w:date="2026-10-18T00:32:31Z">
               <w:r>
                 <w:rPr>
                   <w:rFonts w:ascii="Arial" w:cs="Arial" w:eastAsia="Arial" w:hAnsi="Arial"/>
@@ -20019,7 +20019,7 @@
             <w:pPr>
               <w:spacing w:after="20" w:before="0"/>
             </w:pPr>
-            <w:hyperlink w:history="1" r:id="rIdkysowd9avdm8evdggfe1y">
+            <w:hyperlink w:history="1" r:id="rIdgl6lnor7omvvbvu8rrhgi">
               <w:r>
                 <w:rPr>
                   <w:rFonts w:ascii="Arial" w:cs="Arial" w:eastAsia="Arial" w:hAnsi="Arial"/>
@@ -20052,7 +20052,7 @@
               <w:spacing w:after="10" w:before="0"/>
               <w:ind w:left="120"/>
             </w:pPr>
-            <w:hyperlink w:history="1" r:id="rIdktezynbc9qknqlk9itsng">
+            <w:hyperlink w:history="1" r:id="rIdd1e7h8gnwzwvugzbslqor">
               <w:r>
                 <w:rPr>
                   <w:rFonts w:ascii="Arial" w:cs="Arial" w:eastAsia="Arial" w:hAnsi="Arial"/>
@@ -20114,7 +20114,7 @@
               <w:spacing w:after="10" w:before="0"/>
               <w:ind w:left="120"/>
             </w:pPr>
-            <w:hyperlink w:history="1" r:id="rIdp0qrfc2wpdubweq097dk_">
+            <w:hyperlink w:history="1" r:id="rIdbnsa5ns9yet_herhx8qwu">
               <w:r>
                 <w:rPr>
                   <w:rFonts w:ascii="Arial" w:cs="Arial" w:eastAsia="Arial" w:hAnsi="Arial"/>
@@ -20329,7 +20329,7 @@
             <w:pPr>
               <w:spacing w:after="20" w:before="0"/>
             </w:pPr>
-            <w:hyperlink w:history="1" r:id="rIdr21fop3kent6mfdbi232j">
+            <w:hyperlink w:history="1" r:id="rIdvvwmatrvlcnlb_0rgbztt">
               <w:r>
                 <w:rPr>
                   <w:rFonts w:ascii="Arial" w:cs="Arial" w:eastAsia="Arial" w:hAnsi="Arial"/>
@@ -20362,7 +20362,7 @@
               <w:spacing w:after="10" w:before="0"/>
               <w:ind w:left="120"/>
             </w:pPr>
-            <w:hyperlink w:history="1" r:id="rIdqeszivjbnus8qjqkgfen9">
+            <w:hyperlink w:history="1" r:id="rIdc0tesox8dwnpy2hqjm8kl">
               <w:r>
                 <w:rPr>
                   <w:rFonts w:ascii="Arial" w:cs="Arial" w:eastAsia="Arial" w:hAnsi="Arial"/>
@@ -20424,7 +20424,7 @@
               <w:spacing w:after="10" w:before="0"/>
               <w:ind w:left="120"/>
             </w:pPr>
-            <w:hyperlink w:history="1" r:id="rIdnutb2ls3xfpxi5hrvdoyg">
+            <w:hyperlink w:history="1" r:id="rIddco00krk0vyvdv7popb7z">
               <w:r>
                 <w:rPr>
                   <w:rFonts w:ascii="Arial" w:cs="Arial" w:eastAsia="Arial" w:hAnsi="Arial"/>
@@ -20639,7 +20639,7 @@
             <w:pPr>
               <w:spacing w:after="20" w:before="0"/>
             </w:pPr>
-            <w:hyperlink w:history="1" r:id="rIdpcpgstr5mdv3lvzwszgkq">
+            <w:hyperlink w:history="1" r:id="rId1ebxzhggvdqxjr7w-ezpv">
               <w:r>
                 <w:rPr>
                   <w:rFonts w:ascii="Arial" w:cs="Arial" w:eastAsia="Arial" w:hAnsi="Arial"/>
@@ -20672,7 +20672,7 @@
               <w:spacing w:after="10" w:before="0"/>
               <w:ind w:left="120"/>
             </w:pPr>
-            <w:hyperlink w:history="1" r:id="rId7iu2ys6spuumkgakzxree">
+            <w:hyperlink w:history="1" r:id="rIdcabiehyr-tklopzjqyn-f">
               <w:r>
                 <w:rPr>
                   <w:rFonts w:ascii="Arial" w:cs="Arial" w:eastAsia="Arial" w:hAnsi="Arial"/>
@@ -20734,7 +20734,7 @@
               <w:spacing w:after="10" w:before="0"/>
               <w:ind w:left="120"/>
             </w:pPr>
-            <w:hyperlink w:history="1" r:id="rIdj1uclvkkcx7zeqslxmyo7">
+            <w:hyperlink w:history="1" r:id="rIdbs0a20tdccy3hmrug3vvl">
               <w:r>
                 <w:rPr>
                   <w:rFonts w:ascii="Arial" w:cs="Arial" w:eastAsia="Arial" w:hAnsi="Arial"/>
@@ -20949,7 +20949,7 @@
             <w:pPr>
               <w:spacing w:after="20" w:before="0"/>
             </w:pPr>
-            <w:hyperlink w:history="1" r:id="rIdmbjoi9fc0klwbd6izpwer">
+            <w:hyperlink w:history="1" r:id="rIdwqadtyo_sily-uluxpdws">
               <w:r>
                 <w:rPr>
                   <w:rFonts w:ascii="Arial" w:cs="Arial" w:eastAsia="Arial" w:hAnsi="Arial"/>
@@ -20982,7 +20982,7 @@
               <w:spacing w:after="10" w:before="0"/>
               <w:ind w:left="120"/>
             </w:pPr>
-            <w:hyperlink w:history="1" r:id="rId88wi7mrq1-dcnkfhml5jg">
+            <w:hyperlink w:history="1" r:id="rIdue6ljapsbhx2nf1qchnuq">
               <w:r>
                 <w:rPr>
                   <w:rFonts w:ascii="Arial" w:cs="Arial" w:eastAsia="Arial" w:hAnsi="Arial"/>
@@ -21044,7 +21044,7 @@
               <w:spacing w:after="10" w:before="0"/>
               <w:ind w:left="120"/>
             </w:pPr>
-            <w:hyperlink w:history="1" r:id="rIdkv1bxg1n3u_lmxf469p_j">
+            <w:hyperlink w:history="1" r:id="rId2pmt8wzqlguaq3197pbvg">
               <w:r>
                 <w:rPr>
                   <w:rFonts w:ascii="Arial" w:cs="Arial" w:eastAsia="Arial" w:hAnsi="Arial"/>
@@ -21259,7 +21259,7 @@
             <w:pPr>
               <w:spacing w:after="20" w:before="0"/>
             </w:pPr>
-            <w:hyperlink w:history="1" r:id="rIdcmolsqpde6r0umo_gdop3">
+            <w:hyperlink w:history="1" r:id="rIdbksnvfgua94psf2mngb-s">
               <w:r>
                 <w:rPr>
                   <w:rFonts w:ascii="Arial" w:cs="Arial" w:eastAsia="Arial" w:hAnsi="Arial"/>
@@ -21292,7 +21292,7 @@
               <w:spacing w:after="10" w:before="0"/>
               <w:ind w:left="120"/>
             </w:pPr>
-            <w:hyperlink w:history="1" r:id="rId7wmf9tu_o6ii04f4b8ki9">
+            <w:hyperlink w:history="1" r:id="rIdx3r8cnivzfdtsk_wcwwhs">
               <w:r>
                 <w:rPr>
                   <w:rFonts w:ascii="Arial" w:cs="Arial" w:eastAsia="Arial" w:hAnsi="Arial"/>
@@ -21354,7 +21354,7 @@
               <w:spacing w:after="10" w:before="0"/>
               <w:ind w:left="120"/>
             </w:pPr>
-            <w:hyperlink w:history="1" r:id="rIdt8_fdh3bz9j0icqtk7jy8">
+            <w:hyperlink w:history="1" r:id="rIdt2ntce7xrehyrioke0lzg">
               <w:r>
                 <w:rPr>
                   <w:rFonts w:ascii="Arial" w:cs="Arial" w:eastAsia="Arial" w:hAnsi="Arial"/>
@@ -21894,7 +21894,7 @@
         </w:rPr>
         <w:t xml:space="preserve">© 2026 SeaVuria and ARES. Aligned with KICD objectives. Developed by SeaVuria; technical implementation by ARES (with AI assistance from Claude). Licensed under </w:t>
       </w:r>
-      <w:hyperlink w:history="1" r:id="rId8scwqhlauwj4ow5kpigwn">
+      <w:hyperlink w:history="1" r:id="rIdq2ldlhnlxwheuwb28ovdc">
         <w:r>
           <w:rPr>
             <w:rFonts w:ascii="Arial" w:cs="Arial" w:eastAsia="Arial" w:hAnsi="Arial"/>
@@ -21915,7 +21915,7 @@
         </w:rPr>
         <w:t xml:space="preserve"> (</w:t>
       </w:r>
-      <w:hyperlink w:history="1" r:id="rIdrkbqyc6mawj-vncnnxxnq">
+      <w:hyperlink w:history="1" r:id="rIdkklujws1uynenygmlmlc_">
         <w:r>
           <w:rPr>
             <w:rFonts w:ascii="Arial" w:cs="Arial" w:eastAsia="Arial" w:hAnsi="Arial"/>
@@ -22423,10 +22423,10 @@
               <w:spacing w:after="40" w:before="0"/>
               <w:jc w:val="left"/>
               <w:rPr>
-                <w:ins w:id="9153" w:author="Claude (AI) - proposed" w:date="2026-10-15T08:04:46Z"/>
-              </w:rPr>
-            </w:pPr>
-            <w:ins w:id="9152" w:author="Claude (AI) - proposed" w:date="2026-10-15T08:04:46Z">
+                <w:ins w:id="9153" w:author="Claude (AI) - proposed" w:date="2026-10-18T00:32:31Z"/>
+              </w:rPr>
+            </w:pPr>
+            <w:ins w:id="9152" w:author="Claude (AI) - proposed" w:date="2026-10-18T00:32:31Z">
               <w:r>
                 <w:rPr>
                   <w:rFonts w:ascii="Arial" w:cs="Arial" w:eastAsia="Arial" w:hAnsi="Arial"/>
@@ -22448,10 +22448,10 @@
               <w:spacing w:after="40" w:before="0"/>
               <w:jc w:val="left"/>
               <w:rPr>
-                <w:del w:id="9155" w:author="Claude (AI) - proposed" w:date="2026-10-15T08:04:46Z"/>
-              </w:rPr>
-            </w:pPr>
-            <w:del w:id="9154" w:author="Claude (AI) - proposed" w:date="2026-10-15T08:04:46Z">
+                <w:del w:id="9155" w:author="Claude (AI) - proposed" w:date="2026-10-18T00:32:31Z"/>
+              </w:rPr>
+            </w:pPr>
+            <w:del w:id="9154" w:author="Claude (AI) - proposed" w:date="2026-10-18T00:32:31Z">
               <w:r>
                 <w:rPr>
                   <w:rFonts w:ascii="Arial" w:cs="Arial" w:eastAsia="Arial" w:hAnsi="Arial"/>
@@ -22985,7 +22985,7 @@
             <w:pPr>
               <w:spacing w:after="20" w:before="0"/>
             </w:pPr>
-            <w:hyperlink w:history="1" r:id="rIdzgaf5l_ggkwcmny6lwfby">
+            <w:hyperlink w:history="1" r:id="rIddzdz-lntrozhqu2-zzl9w">
               <w:r>
                 <w:rPr>
                   <w:rFonts w:ascii="Arial" w:cs="Arial" w:eastAsia="Arial" w:hAnsi="Arial"/>
@@ -23018,7 +23018,7 @@
               <w:spacing w:after="10" w:before="0"/>
               <w:ind w:left="120"/>
             </w:pPr>
-            <w:hyperlink w:history="1" r:id="rId3tfavn56n52rlqni4r2ad">
+            <w:hyperlink w:history="1" r:id="rIdw-dwptjpjg3wngrz1txnx">
               <w:r>
                 <w:rPr>
                   <w:rFonts w:ascii="Arial" w:cs="Arial" w:eastAsia="Arial" w:hAnsi="Arial"/>
@@ -23063,7 +23063,7 @@
             <w:pPr>
               <w:spacing w:after="20" w:before="0"/>
             </w:pPr>
-            <w:hyperlink w:history="1" r:id="rIdb2voflsv0unyfqnrne1te">
+            <w:hyperlink w:history="1" r:id="rIdl_n2ex4484t6h3qsi86an">
               <w:r>
                 <w:rPr>
                   <w:rFonts w:ascii="Arial" w:cs="Arial" w:eastAsia="Arial" w:hAnsi="Arial"/>
@@ -23112,7 +23112,7 @@
               <w:spacing w:after="10" w:before="0"/>
               <w:ind w:left="120"/>
             </w:pPr>
-            <w:hyperlink w:history="1" r:id="rIdi1snljw83muxhw1w_nyl6">
+            <w:hyperlink w:history="1" r:id="rId9n7w-sq3cvue0c_ysi16w">
               <w:r>
                 <w:rPr>
                   <w:rFonts w:ascii="Arial" w:cs="Arial" w:eastAsia="Arial" w:hAnsi="Arial"/>
@@ -23312,7 +23312,7 @@
             <w:pPr>
               <w:spacing w:after="20" w:before="0"/>
             </w:pPr>
-            <w:hyperlink w:history="1" r:id="rIds1y0a8dizcwnhzrrfutat">
+            <w:hyperlink w:history="1" r:id="rIdaxwpdt9sdydouk_-y3fjc">
               <w:r>
                 <w:rPr>
                   <w:rFonts w:ascii="Arial" w:cs="Arial" w:eastAsia="Arial" w:hAnsi="Arial"/>
@@ -23345,7 +23345,7 @@
               <w:spacing w:after="10" w:before="0"/>
               <w:ind w:left="120"/>
             </w:pPr>
-            <w:hyperlink w:history="1" r:id="rId5jdsje_wwkdiu9h5ngxg9">
+            <w:hyperlink w:history="1" r:id="rIdglf59-06yrbtzizvm4vc7">
               <w:r>
                 <w:rPr>
                   <w:rFonts w:ascii="Arial" w:cs="Arial" w:eastAsia="Arial" w:hAnsi="Arial"/>
@@ -23390,7 +23390,7 @@
             <w:pPr>
               <w:spacing w:after="20" w:before="0"/>
             </w:pPr>
-            <w:hyperlink w:history="1" r:id="rIdkxntqnqm3k1mahzywtwkb">
+            <w:hyperlink w:history="1" r:id="rId-gzcthvjsnmbubniqc7_d">
               <w:r>
                 <w:rPr>
                   <w:rFonts w:ascii="Arial" w:cs="Arial" w:eastAsia="Arial" w:hAnsi="Arial"/>
@@ -23439,7 +23439,7 @@
               <w:spacing w:after="10" w:before="0"/>
               <w:ind w:left="120"/>
             </w:pPr>
-            <w:hyperlink w:history="1" r:id="rIdnbxrxc7bmh0zrqhysxfh6">
+            <w:hyperlink w:history="1" r:id="rIdzb349ahes3txnb8psnked">
               <w:r>
                 <w:rPr>
                   <w:rFonts w:ascii="Arial" w:cs="Arial" w:eastAsia="Arial" w:hAnsi="Arial"/>
@@ -23639,7 +23639,7 @@
             <w:pPr>
               <w:spacing w:after="20" w:before="0"/>
             </w:pPr>
-            <w:hyperlink w:history="1" r:id="rId0uzk-gdg5gv_ib2imdauy">
+            <w:hyperlink w:history="1" r:id="rIdmuf4oau-qbjzmvvsapjpf">
               <w:r>
                 <w:rPr>
                   <w:rFonts w:ascii="Arial" w:cs="Arial" w:eastAsia="Arial" w:hAnsi="Arial"/>
@@ -23672,7 +23672,7 @@
               <w:spacing w:after="10" w:before="0"/>
               <w:ind w:left="120"/>
             </w:pPr>
-            <w:hyperlink w:history="1" r:id="rIdzfriyh5r9ba75utu4dnic">
+            <w:hyperlink w:history="1" r:id="rIdgld8_gf33hrloegx1l6nk">
               <w:r>
                 <w:rPr>
                   <w:rFonts w:ascii="Arial" w:cs="Arial" w:eastAsia="Arial" w:hAnsi="Arial"/>
@@ -23717,7 +23717,7 @@
             <w:pPr>
               <w:spacing w:after="20" w:before="0"/>
             </w:pPr>
-            <w:hyperlink w:history="1" r:id="rId18xyg8qsdfjvbryinpxlh">
+            <w:hyperlink w:history="1" r:id="rId5dycte4ix0uirzx-e3suw">
               <w:r>
                 <w:rPr>
                   <w:rFonts w:ascii="Arial" w:cs="Arial" w:eastAsia="Arial" w:hAnsi="Arial"/>
@@ -23766,7 +23766,7 @@
               <w:spacing w:after="10" w:before="0"/>
               <w:ind w:left="120"/>
             </w:pPr>
-            <w:hyperlink w:history="1" r:id="rIdkfsb5576qsnt8ftbnk_rz">
+            <w:hyperlink w:history="1" r:id="rIdtadmsdje2mfpbls7nrfmb">
               <w:r>
                 <w:rPr>
                   <w:rFonts w:ascii="Arial" w:cs="Arial" w:eastAsia="Arial" w:hAnsi="Arial"/>
@@ -23966,7 +23966,7 @@
             <w:pPr>
               <w:spacing w:after="20" w:before="0"/>
             </w:pPr>
-            <w:hyperlink w:history="1" r:id="rIdzqoqqluos7v5gb2m_qhjn">
+            <w:hyperlink w:history="1" r:id="rId0cpqtf83b96l_kae-psmy">
               <w:r>
                 <w:rPr>
                   <w:rFonts w:ascii="Arial" w:cs="Arial" w:eastAsia="Arial" w:hAnsi="Arial"/>
@@ -23999,7 +23999,7 @@
               <w:spacing w:after="10" w:before="0"/>
               <w:ind w:left="120"/>
             </w:pPr>
-            <w:hyperlink w:history="1" r:id="rId8u6i-xghqfc8k_i8jcbdk">
+            <w:hyperlink w:history="1" r:id="rIde0jt34hksgfihrydjf5hh">
               <w:r>
                 <w:rPr>
                   <w:rFonts w:ascii="Arial" w:cs="Arial" w:eastAsia="Arial" w:hAnsi="Arial"/>
@@ -24044,7 +24044,7 @@
             <w:pPr>
               <w:spacing w:after="20" w:before="0"/>
             </w:pPr>
-            <w:hyperlink w:history="1" r:id="rIdblqsmibg6uymqfzrglj0q">
+            <w:hyperlink w:history="1" r:id="rIdqbotbqlatmncpbs9pti8j">
               <w:r>
                 <w:rPr>
                   <w:rFonts w:ascii="Arial" w:cs="Arial" w:eastAsia="Arial" w:hAnsi="Arial"/>
@@ -24093,7 +24093,7 @@
               <w:spacing w:after="10" w:before="0"/>
               <w:ind w:left="120"/>
             </w:pPr>
-            <w:hyperlink w:history="1" r:id="rIdqkkyryjnbyv9ufoijgpt-">
+            <w:hyperlink w:history="1" r:id="rIdcqcyvnzho31njf-k3tbe2">
               <w:r>
                 <w:rPr>
                   <w:rFonts w:ascii="Arial" w:cs="Arial" w:eastAsia="Arial" w:hAnsi="Arial"/>
@@ -24171,7 +24171,7 @@
               </w:rPr>
               <w:t xml:space="preserve">Say: 'Our board started with puzzles. Let us see how many we can now answer, and what evidence supports each answer.' Hand out the sticky notes and allow WAIT TIME of 10-15 seconds before pairs begin sorting. Circulate and ask: 'Which lesson gave you the evidence for this answer?' Cold-call 4 pairs to place one question and justify where it belongs. Ask the class: 'Which questions are still open, and why does that make science exciting?' Make sure the two KICD key inquiry questions are visible and answered: how </w:t>
             </w:r>
-            <w:del w:id="9156" w:author="Claude (AI) - proposed" w:date="2026-10-15T08:04:46Z">
+            <w:del w:id="9156" w:author="Claude (AI) - proposed" w:date="2026-10-18T00:32:31Z">
               <w:r>
                 <w:rPr>
                   <w:rFonts w:ascii="Arial" w:cs="Arial" w:eastAsia="Arial" w:hAnsi="Arial"/>
@@ -24186,7 +24186,7 @@
                 <w:delText xml:space="preserve">semiconductors and superconductors differ from ordinary conductors and insulators, and how electronics is applied</w:delText>
               </w:r>
             </w:del>
-            <w:ins w:id="9157" w:author="Claude (AI) - proposed" w:date="2026-10-15T08:04:46Z">
+            <w:ins w:id="9157" w:author="Claude (AI) - proposed" w:date="2026-10-18T00:32:31Z">
               <w:r>
                 <w:rPr>
                   <w:rFonts w:ascii="Arial" w:cs="Arial" w:eastAsia="Arial" w:hAnsi="Arial"/>
@@ -24336,7 +24336,7 @@
             <w:pPr>
               <w:spacing w:after="20" w:before="0"/>
             </w:pPr>
-            <w:hyperlink w:history="1" r:id="rIdtyz6i9rv8vcs--b-f4hbh">
+            <w:hyperlink w:history="1" r:id="rIdrm5bptgfbmm4plik_8kky">
               <w:r>
                 <w:rPr>
                   <w:rFonts w:ascii="Arial" w:cs="Arial" w:eastAsia="Arial" w:hAnsi="Arial"/>
@@ -24369,7 +24369,7 @@
               <w:spacing w:after="10" w:before="0"/>
               <w:ind w:left="120"/>
             </w:pPr>
-            <w:hyperlink w:history="1" r:id="rIdvguppu5j7krncpskxau1d">
+            <w:hyperlink w:history="1" r:id="rId8nfbpoithhjmhhp797aor">
               <w:r>
                 <w:rPr>
                   <w:rFonts w:ascii="Arial" w:cs="Arial" w:eastAsia="Arial" w:hAnsi="Arial"/>
@@ -24414,7 +24414,7 @@
             <w:pPr>
               <w:spacing w:after="20" w:before="0"/>
             </w:pPr>
-            <w:hyperlink w:history="1" r:id="rIdrnpgw4rotrcrljcmtmykx">
+            <w:hyperlink w:history="1" r:id="rIdset9jjnvwumko-hdeupoz">
               <w:r>
                 <w:rPr>
                   <w:rFonts w:ascii="Arial" w:cs="Arial" w:eastAsia="Arial" w:hAnsi="Arial"/>
@@ -24463,7 +24463,7 @@
               <w:spacing w:after="10" w:before="0"/>
               <w:ind w:left="120"/>
             </w:pPr>
-            <w:hyperlink w:history="1" r:id="rIdwhylshgzbwutmgdd9gb6w">
+            <w:hyperlink w:history="1" r:id="rIdc_aash0kkwloqv5ccqy-x">
               <w:r>
                 <w:rPr>
                   <w:rFonts w:ascii="Arial" w:cs="Arial" w:eastAsia="Arial" w:hAnsi="Arial"/>
@@ -24541,7 +24541,7 @@
               </w:rPr>
               <w:t xml:space="preserve">Display the Lesson 1 model beside a blank space for the final one. Say: 'Look at our first model. What could it not explain? What can our final model explain now?' Give WAIT TIME of 10-15 seconds. Cold-call 3 learners to name one thing the final model explains better. Remind learners that doped silicon is electrically neutral and that insulators have almost none, not zero, conduction. While they draw and write, circulate with a checklist and prompt: 'Where is the energy gap in your drawing?' 'Which carriers are the majority in p-type?' 'How does your model explain why Mr Otieno can hold the insulated wire safely?' Share the exemplar outcome statement only after learners have drafted their own: copper conducts because its outer electrons are free to move through the metal; glass, wood and plastic have a large gap above about 5 eV so almost no electrons move, which makes plastic a safe cover; silicon and germanium have small gaps and conduct a little, more when warmer, and doping with phosphorus or boron greatly raises conductivity in a controlled way; joining p and n gives a diode that conducts one way only, the basis of solar panels and microchips; superconductors below Tc have zero resistance so NbTi magnets in MRI machines carry large current without energy loss. Learners then compare it with their draft and revise.</w:t>
             </w:r>
-            <w:ins w:id="9158" w:author="Claude (AI) - proposed" w:date="2026-10-15T08:04:46Z">
+            <w:ins w:id="9158" w:author="Claude (AI) - proposed" w:date="2026-10-18T00:32:31Z">
               <w:r>
                 <w:rPr>
                   <w:rFonts w:ascii="Arial" w:cs="Arial" w:eastAsia="Arial" w:hAnsi="Arial"/>
@@ -25003,7 +25003,7 @@
         </w:rPr>
         <w:t xml:space="preserve">© 2026 SeaVuria and ARES. Aligned with KICD objectives. Developed by SeaVuria; technical implementation by ARES (with AI assistance from Claude). Licensed under </w:t>
       </w:r>
-      <w:hyperlink w:history="1" r:id="rIdafxitubf6q0h1fcztqtgi">
+      <w:hyperlink w:history="1" r:id="rIdx_zqumfgj5kbtg_ialht4">
         <w:r>
           <w:rPr>
             <w:rFonts w:ascii="Arial" w:cs="Arial" w:eastAsia="Arial" w:hAnsi="Arial"/>
@@ -25024,7 +25024,7 @@
         </w:rPr>
         <w:t xml:space="preserve"> (</w:t>
       </w:r>
-      <w:hyperlink w:history="1" r:id="rIdtswp_uqulasn9lh4fxdum">
+      <w:hyperlink w:history="1" r:id="rIdnmafurtaqpld7zc6mej_f">
         <w:r>
           <w:rPr>
             <w:rFonts w:ascii="Arial" w:cs="Arial" w:eastAsia="Arial" w:hAnsi="Arial"/>
